--- a/generated_docs/generated_document.docx
+++ b/generated_docs/generated_document.docx
@@ -42,7 +42,7 @@
           <w:sz w:val="40"/>
           <w:szCs w:val="40"/>
         </w:rPr>
-        <w:t>финансового управляющего о своей деятельности и о результатах проведения процедуры</w:t>
+        <w:t xml:space="preserve">финансового управляющего о своей деятельности и о результатах проведения процедуры</w:t>
       </w:r>
       <w:r>
         <w:rPr>
@@ -672,12 +672,21 @@
               </w:rPr>
               <w:t xml:space="preserve">г. </w:t>
             </w:r>
-            <w:r>
-              <w:rPr>
-                <w:rFonts w:ascii="Times New Roman" w:eastAsia="Times New Roman" w:hAnsi="Times New Roman" w:cs="Times New Roman"/>
-                <w:color w:val="000000" w:themeColor="text1"/>
-              </w:rPr>
-              <w:t>Ростов-на-Дону</w:t>
+            <w:proofErr w:type="spellStart"/>
+            <w:r>
+              <w:rPr>
+                <w:rFonts w:ascii="Times New Roman" w:eastAsia="Times New Roman" w:hAnsi="Times New Roman" w:cs="Times New Roman"/>
+                <w:color w:val="000000" w:themeColor="text1"/>
+              </w:rPr>
+              <w:t>Ростов</w:t>
+            </w:r>
+            <w:proofErr w:type="spellEnd"/>
+            <w:r>
+              <w:rPr>
+                <w:rFonts w:ascii="Times New Roman" w:eastAsia="Times New Roman" w:hAnsi="Times New Roman" w:cs="Times New Roman"/>
+                <w:color w:val="000000" w:themeColor="text1"/>
+              </w:rPr>
+              <w:t>-на-Дону</w:t>
             </w:r>
           </w:p>
         </w:tc>
@@ -704,13 +713,23 @@
           <w:u w:val="single"/>
         </w:rPr>
       </w:pPr>
+      <w:proofErr w:type="spellStart"/>
       <w:r>
         <w:rPr>
           <w:rFonts w:ascii="Times New Roman" w:eastAsia="Times New Roman" w:hAnsi="Times New Roman" w:cs="Times New Roman"/>
           <w:color w:val="000000" w:themeColor="text1"/>
           <w:u w:val="single"/>
         </w:rPr>
-        <w:t xml:space="preserve">Сайгушев Денис Сергеевич </w:t>
+        <w:t>Сайгушев</w:t>
+      </w:r>
+      <w:proofErr w:type="spellEnd"/>
+      <w:r>
+        <w:rPr>
+          <w:rFonts w:ascii="Times New Roman" w:eastAsia="Times New Roman" w:hAnsi="Times New Roman" w:cs="Times New Roman"/>
+          <w:color w:val="000000" w:themeColor="text1"/>
+          <w:u w:val="single"/>
+        </w:rPr>
+        <w:t xml:space="preserve"> Денис Сергеевич </w:t>
       </w:r>
     </w:p>
     <w:p>
@@ -936,7 +955,7 @@
                 <w:rFonts w:ascii="Times New Roman" w:eastAsia="Times New Roman" w:hAnsi="Times New Roman" w:cs="Times New Roman"/>
                 <w:color w:val="000000" w:themeColor="text1"/>
               </w:rPr>
-              <w:t>Номер дела</w:t>
+              <w:t xml:space="preserve">Номер дела</w:t>
             </w:r>
           </w:p>
         </w:tc>
@@ -1184,12 +1203,21 @@
               </w:rPr>
               <w:t xml:space="preserve">финансовым управляющим утвержден </w:t>
             </w:r>
-            <w:r>
-              <w:rPr>
-                <w:rFonts w:ascii="Times New Roman" w:eastAsia="Times New Roman" w:hAnsi="Times New Roman" w:cs="Times New Roman"/>
-                <w:color w:val="000000" w:themeColor="text1"/>
-              </w:rPr>
-              <w:t>Сайгушев Денис Сергеевич</w:t>
+            <w:proofErr w:type="spellStart"/>
+            <w:r>
+              <w:rPr>
+                <w:rFonts w:ascii="Times New Roman" w:eastAsia="Times New Roman" w:hAnsi="Times New Roman" w:cs="Times New Roman"/>
+                <w:color w:val="000000" w:themeColor="text1"/>
+              </w:rPr>
+              <w:t>Сайгушев</w:t>
+            </w:r>
+            <w:proofErr w:type="spellEnd"/>
+            <w:r>
+              <w:rPr>
+                <w:rFonts w:ascii="Times New Roman" w:eastAsia="Times New Roman" w:hAnsi="Times New Roman" w:cs="Times New Roman"/>
+                <w:color w:val="000000" w:themeColor="text1"/>
+              </w:rPr>
+              <w:t xml:space="preserve"> Денис Сергеевич</w:t>
             </w:r>
           </w:p>
         </w:tc>
@@ -1480,12 +1508,21 @@
                 <w:szCs w:val="24"/>
               </w:rPr>
             </w:pPr>
-            <w:r>
-              <w:rPr>
-                <w:rFonts w:ascii="Times New Roman" w:eastAsia="Times New Roman" w:hAnsi="Times New Roman" w:cs="Times New Roman"/>
-                <w:color w:val="000000" w:themeColor="text1"/>
-              </w:rPr>
-              <w:t>Сайгушев Денис Сергеевич</w:t>
+            <w:proofErr w:type="spellStart"/>
+            <w:r>
+              <w:rPr>
+                <w:rFonts w:ascii="Times New Roman" w:eastAsia="Times New Roman" w:hAnsi="Times New Roman" w:cs="Times New Roman"/>
+                <w:color w:val="000000" w:themeColor="text1"/>
+              </w:rPr>
+              <w:t>Сайгушев</w:t>
+            </w:r>
+            <w:proofErr w:type="spellEnd"/>
+            <w:r>
+              <w:rPr>
+                <w:rFonts w:ascii="Times New Roman" w:eastAsia="Times New Roman" w:hAnsi="Times New Roman" w:cs="Times New Roman"/>
+                <w:color w:val="000000" w:themeColor="text1"/>
+              </w:rPr>
+              <w:t xml:space="preserve"> Денис Сергеевич</w:t>
             </w:r>
           </w:p>
         </w:tc>
@@ -2185,7 +2222,27 @@
                 <w:sz w:val="24"/>
                 <w:szCs w:val="24"/>
               </w:rPr>
-              <w:t>344082, г. Ростов-на-Дону, а/я 22</w:t>
+              <w:t xml:space="preserve">344082, г. </w:t>
+            </w:r>
+            <w:proofErr w:type="spellStart"/>
+            <w:r>
+              <w:rPr>
+                <w:rFonts w:ascii="Times New Roman" w:eastAsia="Times New Roman" w:hAnsi="Times New Roman" w:cs="Times New Roman"/>
+                <w:color w:val="000000" w:themeColor="text1"/>
+                <w:sz w:val="24"/>
+                <w:szCs w:val="24"/>
+              </w:rPr>
+              <w:t>Ростов</w:t>
+            </w:r>
+            <w:proofErr w:type="spellEnd"/>
+            <w:r>
+              <w:rPr>
+                <w:rFonts w:ascii="Times New Roman" w:eastAsia="Times New Roman" w:hAnsi="Times New Roman" w:cs="Times New Roman"/>
+                <w:color w:val="000000" w:themeColor="text1"/>
+                <w:sz w:val="24"/>
+                <w:szCs w:val="24"/>
+              </w:rPr>
+              <w:t>-на-Дону, а/я 22</w:t>
             </w:r>
           </w:p>
         </w:tc>
@@ -2876,8 +2933,17 @@
                 <w:rFonts w:ascii="Times New Roman" w:eastAsia="Times New Roman" w:hAnsi="Times New Roman" w:cs="Times New Roman"/>
                 <w:color w:val="000000" w:themeColor="text1"/>
               </w:rPr>
-              <w:t>Тел., факс, e-mail</w:t>
-            </w:r>
+              <w:t xml:space="preserve">Тел., факс, </w:t>
+            </w:r>
+            <w:proofErr w:type="spellStart"/>
+            <w:r>
+              <w:rPr>
+                <w:rFonts w:ascii="Times New Roman" w:eastAsia="Times New Roman" w:hAnsi="Times New Roman" w:cs="Times New Roman"/>
+                <w:color w:val="000000" w:themeColor="text1"/>
+              </w:rPr>
+              <w:t>e-mail</w:t>
+            </w:r>
+            <w:proofErr w:type="spellEnd"/>
           </w:p>
         </w:tc>
         <w:tc>
@@ -5343,7 +5409,22 @@
           <w:color w:val="000000" w:themeColor="text1"/>
         </w:rPr>
         <w:tab/>
-        <w:t>Сайгушева Дениса Сергеевича</w:t>
+      </w:r>
+      <w:proofErr w:type="spellStart"/>
+      <w:r>
+        <w:rPr>
+          <w:rFonts w:ascii="Times New Roman" w:eastAsia="Times New Roman" w:hAnsi="Times New Roman" w:cs="Times New Roman"/>
+          <w:color w:val="000000" w:themeColor="text1"/>
+        </w:rPr>
+        <w:t>Сайгушева</w:t>
+      </w:r>
+      <w:proofErr w:type="spellEnd"/>
+      <w:r>
+        <w:rPr>
+          <w:rFonts w:ascii="Times New Roman" w:eastAsia="Times New Roman" w:hAnsi="Times New Roman" w:cs="Times New Roman"/>
+          <w:color w:val="000000" w:themeColor="text1"/>
+        </w:rPr>
+        <w:t xml:space="preserve"> Дениса Сергеевича</w:t>
       </w:r>
       <w:r>
         <w:rPr>
@@ -8074,102 +8155,6 @@
               <w:t xml:space="preserve"/>
             </w:r>
           </w:p>
-          <w:p>
-            <w:pPr>
-              <w:spacing w:after="0" w:line="240" w:lineRule="auto"/>
-              <w:jc w:val="both"/>
-              <w:rPr>
-                <w:lang w:val="en-US"/>
-              </w:rPr>
-            </w:pPr>
-            <w:r>
-              <w:rPr>
-                <w:lang w:val="en-US"/>
-              </w:rPr>
-              <w:t xml:space="preserve">Т БАНК</w:t>
-            </w:r>
-          </w:p>
-          <w:p>
-            <w:pPr>
-              <w:spacing w:after="0" w:line="240" w:lineRule="auto"/>
-              <w:jc w:val="both"/>
-              <w:rPr>
-                <w:rFonts w:ascii="Times New Roman" w:eastAsia="Times New Roman" w:hAnsi="Times New Roman" w:cs="Times New Roman"/>
-                <w:color w:val="000000" w:themeColor="text1"/>
-                <w:lang w:val="en-US"/>
-              </w:rPr>
-            </w:pPr>
-            <w:r>
-              <w:rPr>
-                <w:lang w:val="en-US"/>
-              </w:rPr>
-              <w:t xml:space="preserve"/>
-            </w:r>
-          </w:p>
-          <w:p>
-            <w:pPr>
-              <w:spacing w:after="0" w:line="240" w:lineRule="auto"/>
-              <w:jc w:val="both"/>
-              <w:rPr>
-                <w:lang w:val="en-US"/>
-              </w:rPr>
-            </w:pPr>
-            <w:r>
-              <w:rPr>
-                <w:lang w:val="en-US"/>
-              </w:rPr>
-              <w:t xml:space="preserve">Т БАНК</w:t>
-            </w:r>
-          </w:p>
-          <w:p>
-            <w:pPr>
-              <w:spacing w:after="0" w:line="240" w:lineRule="auto"/>
-              <w:jc w:val="both"/>
-              <w:rPr>
-                <w:rFonts w:ascii="Times New Roman" w:eastAsia="Times New Roman" w:hAnsi="Times New Roman" w:cs="Times New Roman"/>
-                <w:color w:val="000000" w:themeColor="text1"/>
-                <w:lang w:val="en-US"/>
-              </w:rPr>
-            </w:pPr>
-            <w:r>
-              <w:rPr>
-                <w:lang w:val="en-US"/>
-              </w:rPr>
-              <w:t xml:space="preserve"/>
-            </w:r>
-          </w:p>
-          <w:p>
-            <w:pPr>
-              <w:spacing w:after="0" w:line="240" w:lineRule="auto"/>
-              <w:jc w:val="both"/>
-              <w:rPr>
-                <w:lang w:val="en-US"/>
-              </w:rPr>
-            </w:pPr>
-            <w:r>
-              <w:rPr>
-                <w:lang w:val="en-US"/>
-              </w:rPr>
-              <w:t xml:space="preserve">ОЗОН БАНК</w:t>
-            </w:r>
-          </w:p>
-          <w:p>
-            <w:pPr>
-              <w:spacing w:after="0" w:line="240" w:lineRule="auto"/>
-              <w:jc w:val="both"/>
-              <w:rPr>
-                <w:rFonts w:ascii="Times New Roman" w:eastAsia="Times New Roman" w:hAnsi="Times New Roman" w:cs="Times New Roman"/>
-                <w:color w:val="000000" w:themeColor="text1"/>
-                <w:lang w:val="en-US"/>
-              </w:rPr>
-            </w:pPr>
-            <w:r>
-              <w:rPr>
-                <w:lang w:val="en-US"/>
-              </w:rPr>
-              <w:t xml:space="preserve"/>
-            </w:r>
-          </w:p>
         </w:tc>
         <w:tc>
           <w:tcPr>
@@ -8228,7 +8213,7 @@
                 <w:color w:val="000000" w:themeColor="text1"/>
                 <w:lang w:val="en-US"/>
               </w:rPr>
-              <w:t xml:space="preserve">460000.0</w:t>
+              <w:t xml:space="preserve">0</w:t>
             </w:r>
           </w:p>
           <w:p>
@@ -8298,21 +8283,23 @@
               <w:t xml:space="preserve"/>
             </w:r>
           </w:p>
-          <w:p>
-            <w:pPr>
-              <w:spacing w:after="0" w:line="240" w:lineRule="auto"/>
-              <w:jc w:val="center"/>
-              <w:rPr>
-                <w:lang w:val="en-US"/>
-              </w:rPr>
-            </w:pPr>
-            <w:r>
-              <w:rPr>
-                <w:lang w:val="en-US"/>
-              </w:rPr>
-              <w:t xml:space="preserve">300000.0</w:t>
-            </w:r>
-          </w:p>
+        </w:tc>
+        <w:tc>
+          <w:tcPr>
+            <w:tcW w:w="1843" w:type="dxa"/>
+            <w:tcBorders>
+              <w:top w:val="single" w:sz="4" w:space="0" w:color="000000"/>
+              <w:left w:val="single" w:sz="4" w:space="0" w:color="000000"/>
+              <w:bottom w:val="single" w:sz="4" w:space="0" w:color="000000"/>
+              <w:right w:val="single" w:sz="4" w:space="0" w:color="000000"/>
+            </w:tcBorders>
+            <w:tcMar>
+              <w:top w:w="0" w:type="dxa"/>
+              <w:left w:w="108" w:type="dxa"/>
+              <w:bottom w:w="0" w:type="dxa"/>
+              <w:right w:w="108" w:type="dxa"/>
+            </w:tcMar>
+          </w:tcPr>
           <w:p>
             <w:pPr>
               <w:spacing w:after="0" w:line="240" w:lineRule="auto"/>
@@ -8325,27 +8312,6 @@
                 <w:lang w:val="en-US"/>
               </w:rPr>
             </w:pPr>
-            <w:r>
-              <w:rPr>
-                <w:lang w:val="en-US"/>
-              </w:rPr>
-              <w:t xml:space="preserve"/>
-            </w:r>
-          </w:p>
-          <w:p>
-            <w:pPr>
-              <w:spacing w:after="0" w:line="240" w:lineRule="auto"/>
-              <w:jc w:val="center"/>
-              <w:rPr>
-                <w:lang w:val="en-US"/>
-              </w:rPr>
-            </w:pPr>
-            <w:r>
-              <w:rPr>
-                <w:lang w:val="en-US"/>
-              </w:rPr>
-              <w:t xml:space="preserve">20000.0</w:t>
-            </w:r>
           </w:p>
           <w:p>
             <w:pPr>
@@ -8359,27 +8325,6 @@
                 <w:lang w:val="en-US"/>
               </w:rPr>
             </w:pPr>
-            <w:r>
-              <w:rPr>
-                <w:lang w:val="en-US"/>
-              </w:rPr>
-              <w:t xml:space="preserve"/>
-            </w:r>
-          </w:p>
-          <w:p>
-            <w:pPr>
-              <w:spacing w:after="0" w:line="240" w:lineRule="auto"/>
-              <w:jc w:val="center"/>
-              <w:rPr>
-                <w:lang w:val="en-US"/>
-              </w:rPr>
-            </w:pPr>
-            <w:r>
-              <w:rPr>
-                <w:lang w:val="en-US"/>
-              </w:rPr>
-              <w:t xml:space="preserve">140000.0</w:t>
-            </w:r>
           </w:p>
           <w:p>
             <w:pPr>
@@ -8393,30 +8338,7 @@
                 <w:lang w:val="en-US"/>
               </w:rPr>
             </w:pPr>
-            <w:r>
-              <w:rPr>
-                <w:lang w:val="en-US"/>
-              </w:rPr>
-              <w:t xml:space="preserve"/>
-            </w:r>
-          </w:p>
-        </w:tc>
-        <w:tc>
-          <w:tcPr>
-            <w:tcW w:w="1843" w:type="dxa"/>
-            <w:tcBorders>
-              <w:top w:val="single" w:sz="4" w:space="0" w:color="000000"/>
-              <w:left w:val="single" w:sz="4" w:space="0" w:color="000000"/>
-              <w:bottom w:val="single" w:sz="4" w:space="0" w:color="000000"/>
-              <w:right w:val="single" w:sz="4" w:space="0" w:color="000000"/>
-            </w:tcBorders>
-            <w:tcMar>
-              <w:top w:w="0" w:type="dxa"/>
-              <w:left w:w="108" w:type="dxa"/>
-              <w:bottom w:w="0" w:type="dxa"/>
-              <w:right w:w="108" w:type="dxa"/>
-            </w:tcMar>
-          </w:tcPr>
+          </w:p>
           <w:p>
             <w:pPr>
               <w:spacing w:after="0" w:line="240" w:lineRule="auto"/>
@@ -8429,11 +8351,7 @@
                 <w:lang w:val="en-US"/>
               </w:rPr>
             </w:pPr>
-          </w:p>
-          <w:p>
-            <w:pPr>
-              <w:spacing w:after="0" w:line="240" w:lineRule="auto"/>
-              <w:jc w:val="center"/>
+            <w:r>
               <w:rPr>
                 <w:rFonts w:ascii="Times New Roman" w:eastAsia="Times New Roman" w:hAnsi="Times New Roman" w:cs="Times New Roman"/>
                 <w:b/>
@@ -8441,7 +8359,8 @@
                 <w:color w:val="000000" w:themeColor="text1"/>
                 <w:lang w:val="en-US"/>
               </w:rPr>
-            </w:pPr>
+              <w:t xml:space="preserve">80000.0</w:t>
+            </w:r>
           </w:p>
           <w:p>
             <w:pPr>
@@ -8468,7 +8387,11 @@
                 <w:lang w:val="en-US"/>
               </w:rPr>
             </w:pPr>
-            <w:r>
+          </w:p>
+          <w:p>
+            <w:pPr>
+              <w:spacing w:after="0" w:line="240" w:lineRule="auto"/>
+              <w:jc w:val="center"/>
               <w:rPr>
                 <w:rFonts w:ascii="Times New Roman" w:eastAsia="Times New Roman" w:hAnsi="Times New Roman" w:cs="Times New Roman"/>
                 <w:b/>
@@ -8476,153 +8399,20 @@
                 <w:color w:val="000000" w:themeColor="text1"/>
                 <w:lang w:val="en-US"/>
               </w:rPr>
-              <w:t xml:space="preserve">46000.0</w:t>
-            </w:r>
+            </w:pPr>
           </w:p>
           <w:p>
             <w:pPr>
               <w:spacing w:after="0" w:line="240" w:lineRule="auto"/>
               <w:jc w:val="center"/>
               <w:rPr>
-                <w:rFonts w:ascii="Times New Roman" w:eastAsia="Times New Roman" w:hAnsi="Times New Roman" w:cs="Times New Roman"/>
-                <w:b/>
-                <w:bCs/>
-                <w:color w:val="000000" w:themeColor="text1"/>
                 <w:lang w:val="en-US"/>
               </w:rPr>
             </w:pPr>
-          </w:p>
-          <w:p>
-            <w:pPr>
-              <w:spacing w:after="0" w:line="240" w:lineRule="auto"/>
-              <w:jc w:val="center"/>
-              <w:rPr>
-                <w:rFonts w:ascii="Times New Roman" w:eastAsia="Times New Roman" w:hAnsi="Times New Roman" w:cs="Times New Roman"/>
-                <w:b/>
-                <w:bCs/>
-                <w:color w:val="000000" w:themeColor="text1"/>
+            <w:r>
+              <w:rPr>
                 <w:lang w:val="en-US"/>
               </w:rPr>
-            </w:pPr>
-          </w:p>
-          <w:p>
-            <w:pPr>
-              <w:spacing w:after="0" w:line="240" w:lineRule="auto"/>
-              <w:jc w:val="center"/>
-              <w:rPr>
-                <w:rFonts w:ascii="Times New Roman" w:eastAsia="Times New Roman" w:hAnsi="Times New Roman" w:cs="Times New Roman"/>
-                <w:b/>
-                <w:bCs/>
-                <w:color w:val="000000" w:themeColor="text1"/>
-                <w:lang w:val="en-US"/>
-              </w:rPr>
-            </w:pPr>
-          </w:p>
-          <w:p>
-            <w:pPr>
-              <w:spacing w:after="0" w:line="240" w:lineRule="auto"/>
-              <w:jc w:val="center"/>
-              <w:rPr>
-                <w:lang w:val="en-US"/>
-              </w:rPr>
-            </w:pPr>
-            <w:r>
-              <w:rPr>
-                <w:lang w:val="en-US"/>
-              </w:rPr>
-              <w:t xml:space="preserve"/>
-            </w:r>
-          </w:p>
-          <w:p>
-            <w:pPr>
-              <w:spacing w:after="0" w:line="240" w:lineRule="auto"/>
-              <w:jc w:val="center"/>
-              <w:rPr>
-                <w:lang w:val="en-US"/>
-              </w:rPr>
-            </w:pPr>
-            <w:r>
-              <w:rPr>
-                <w:lang w:val="en-US"/>
-              </w:rPr>
-              <w:t xml:space="preserve">30000.0</w:t>
-            </w:r>
-          </w:p>
-          <w:p>
-            <w:pPr>
-              <w:spacing w:after="0" w:line="240" w:lineRule="auto"/>
-              <w:jc w:val="center"/>
-              <w:rPr>
-                <w:rFonts w:ascii="Times New Roman" w:eastAsia="Times New Roman" w:hAnsi="Times New Roman" w:cs="Times New Roman"/>
-                <w:b/>
-                <w:bCs/>
-                <w:color w:val="000000" w:themeColor="text1"/>
-                <w:lang w:val="en-US"/>
-              </w:rPr>
-            </w:pPr>
-            <w:r>
-              <w:t xml:space="preserve"/>
-            </w:r>
-          </w:p>
-          <w:p>
-            <w:pPr>
-              <w:spacing w:after="0" w:line="240" w:lineRule="auto"/>
-              <w:jc w:val="center"/>
-              <w:rPr>
-                <w:lang w:val="en-US"/>
-              </w:rPr>
-            </w:pPr>
-            <w:r>
-              <w:rPr>
-                <w:lang w:val="en-US"/>
-              </w:rPr>
-              <w:t xml:space="preserve">2000.0</w:t>
-            </w:r>
-          </w:p>
-          <w:p>
-            <w:pPr>
-              <w:spacing w:after="0" w:line="240" w:lineRule="auto"/>
-              <w:jc w:val="center"/>
-              <w:rPr>
-                <w:rFonts w:ascii="Times New Roman" w:eastAsia="Times New Roman" w:hAnsi="Times New Roman" w:cs="Times New Roman"/>
-                <w:b/>
-                <w:bCs/>
-                <w:color w:val="000000" w:themeColor="text1"/>
-                <w:lang w:val="en-US"/>
-              </w:rPr>
-            </w:pPr>
-            <w:r>
-              <w:t xml:space="preserve"/>
-            </w:r>
-          </w:p>
-          <w:p>
-            <w:pPr>
-              <w:spacing w:after="0" w:line="240" w:lineRule="auto"/>
-              <w:jc w:val="center"/>
-              <w:rPr>
-                <w:lang w:val="en-US"/>
-              </w:rPr>
-            </w:pPr>
-            <w:r>
-              <w:rPr>
-                <w:lang w:val="en-US"/>
-              </w:rPr>
-              <w:t xml:space="preserve">14000.0</w:t>
-            </w:r>
-          </w:p>
-          <w:p>
-            <w:pPr>
-              <w:spacing w:after="0" w:line="240" w:lineRule="auto"/>
-              <w:jc w:val="center"/>
-              <w:rPr>
-                <w:rFonts w:ascii="Times New Roman" w:eastAsia="Times New Roman" w:hAnsi="Times New Roman" w:cs="Times New Roman"/>
-                <w:b/>
-                <w:bCs/>
-                <w:color w:val="000000" w:themeColor="text1"/>
-                <w:lang w:val="en-US"/>
-              </w:rPr>
-            </w:pPr>
-            <w:r>
               <w:t xml:space="preserve"/>
             </w:r>
           </w:p>
@@ -9283,54 +9073,44 @@
                 <w:b/>
                 <w:color w:val="000000" w:themeColor="text1"/>
               </w:rPr>
-              <w:t xml:space="preserve">Итого размер требований, включенных в </w:t>
-            </w:r>
+              <w:t>Итого размер требований, включенных в реестр требований кредиторов:</w:t>
+            </w:r>
+          </w:p>
+        </w:tc>
+        <w:tc>
+          <w:tcPr>
+            <w:tcW w:w="1275" w:type="dxa"/>
+            <w:tcBorders>
+              <w:top w:val="single" w:sz="4" w:space="0" w:color="auto"/>
+              <w:left w:val="single" w:sz="4" w:space="0" w:color="000000"/>
+              <w:bottom w:val="single" w:sz="4" w:space="0" w:color="000000"/>
+              <w:right w:val="single" w:sz="4" w:space="0" w:color="000000"/>
+            </w:tcBorders>
+            <w:tcMar>
+              <w:top w:w="0" w:type="dxa"/>
+              <w:left w:w="108" w:type="dxa"/>
+              <w:bottom w:w="0" w:type="dxa"/>
+              <w:right w:w="108" w:type="dxa"/>
+            </w:tcMar>
+            <w:vAlign w:val="center"/>
+          </w:tcPr>
+          <w:p>
+            <w:pPr>
+              <w:spacing w:after="0" w:line="240" w:lineRule="auto"/>
+              <w:jc w:val="center"/>
+              <w:rPr>
+                <w:rFonts w:ascii="Times New Roman" w:eastAsia="Times New Roman" w:hAnsi="Times New Roman" w:cs="Times New Roman"/>
+                <w:color w:val="000000" w:themeColor="text1"/>
+                <w:sz w:val="24"/>
+                <w:szCs w:val="24"/>
+              </w:rPr>
+            </w:pPr>
             <w:r>
               <w:rPr>
                 <w:rFonts w:ascii="Times New Roman" w:eastAsia="Times New Roman" w:hAnsi="Times New Roman" w:cs="Times New Roman"/>
                 <w:b/>
                 <w:color w:val="000000" w:themeColor="text1"/>
               </w:rPr>
-              <w:lastRenderedPageBreak/>
-              <w:t>реестр требований кредиторов:</w:t>
-            </w:r>
-          </w:p>
-        </w:tc>
-        <w:tc>
-          <w:tcPr>
-            <w:tcW w:w="1275" w:type="dxa"/>
-            <w:tcBorders>
-              <w:top w:val="single" w:sz="4" w:space="0" w:color="auto"/>
-              <w:left w:val="single" w:sz="4" w:space="0" w:color="000000"/>
-              <w:bottom w:val="single" w:sz="4" w:space="0" w:color="000000"/>
-              <w:right w:val="single" w:sz="4" w:space="0" w:color="000000"/>
-            </w:tcBorders>
-            <w:tcMar>
-              <w:top w:w="0" w:type="dxa"/>
-              <w:left w:w="108" w:type="dxa"/>
-              <w:bottom w:w="0" w:type="dxa"/>
-              <w:right w:w="108" w:type="dxa"/>
-            </w:tcMar>
-            <w:vAlign w:val="center"/>
-          </w:tcPr>
-          <w:p>
-            <w:pPr>
-              <w:spacing w:after="0" w:line="240" w:lineRule="auto"/>
-              <w:jc w:val="center"/>
-              <w:rPr>
-                <w:rFonts w:ascii="Times New Roman" w:eastAsia="Times New Roman" w:hAnsi="Times New Roman" w:cs="Times New Roman"/>
-                <w:color w:val="000000" w:themeColor="text1"/>
-                <w:sz w:val="24"/>
-                <w:szCs w:val="24"/>
-              </w:rPr>
-            </w:pPr>
-            <w:r>
-              <w:rPr>
-                <w:rFonts w:ascii="Times New Roman" w:eastAsia="Times New Roman" w:hAnsi="Times New Roman" w:cs="Times New Roman"/>
-                <w:b/>
-                <w:color w:val="000000" w:themeColor="text1"/>
-              </w:rPr>
-              <w:lastRenderedPageBreak/>
               <w:t>443 273,80</w:t>
             </w:r>
           </w:p>
@@ -9439,6 +9219,7 @@
           <w:rFonts w:ascii="Times New Roman" w:eastAsia="Times New Roman" w:hAnsi="Times New Roman" w:cs="Times New Roman"/>
           <w:color w:val="000000" w:themeColor="text1"/>
         </w:rPr>
+        <w:lastRenderedPageBreak/>
         <w:t>Проведена</w:t>
       </w:r>
       <w:r>
@@ -9556,139 +9337,6 @@
           <w:color w:val="000000" w:themeColor="text1"/>
         </w:rPr>
       </w:pPr>
-      <w:r>
-        <w:rPr>
-          <w:rFonts w:ascii="Times New Roman" w:eastAsia="Times New Roman" w:hAnsi="Times New Roman" w:cs="Times New Roman"/>
-          <w:color w:val="000000" w:themeColor="text1"/>
-        </w:rPr>
-        <w:t xml:space="preserve">1. </w:t>
-      </w:r>
-      <w:r>
-        <w:rPr>
-          <w:rFonts w:ascii="Times New Roman" w:eastAsia="Times New Roman" w:hAnsi="Times New Roman" w:cs="Times New Roman"/>
-          <w:color w:val="000000" w:themeColor="text1"/>
-        </w:rPr>
-        <w:t xml:space="preserve">Определением Арбитражного суда </w:t>
-      </w:r>
-      <w:r>
-        <w:rPr>
-          <w:rFonts w:ascii="Times New Roman" w:eastAsia="Times New Roman" w:hAnsi="Times New Roman" w:cs="Times New Roman"/>
-          <w:color w:val="000000" w:themeColor="text1"/>
-        </w:rPr>
-        <w:t>Новосибирской</w:t>
-      </w:r>
-      <w:r>
-        <w:rPr>
-          <w:rFonts w:ascii="Times New Roman" w:eastAsia="Times New Roman" w:hAnsi="Times New Roman" w:cs="Times New Roman"/>
-          <w:color w:val="000000" w:themeColor="text1"/>
-        </w:rPr>
-        <w:t xml:space="preserve"> области от </w:t>
-      </w:r>
-      <w:r>
-        <w:rPr>
-          <w:rFonts w:ascii="Times New Roman" w:eastAsia="Times New Roman" w:hAnsi="Times New Roman" w:cs="Times New Roman"/>
-          <w:color w:val="000000" w:themeColor="text1"/>
-        </w:rPr>
-        <w:t>05.08</w:t>
-      </w:r>
-      <w:r>
-        <w:rPr>
-          <w:rFonts w:ascii="Times New Roman" w:eastAsia="Times New Roman" w:hAnsi="Times New Roman" w:cs="Times New Roman"/>
-          <w:color w:val="000000" w:themeColor="text1"/>
-        </w:rPr>
-        <w:t xml:space="preserve">.2025 по делу № </w:t>
-      </w:r>
-      <w:r>
-        <w:rPr>
-          <w:rFonts w:ascii="Times New Roman" w:eastAsia="Times New Roman" w:hAnsi="Times New Roman" w:cs="Times New Roman"/>
-          <w:color w:val="000000" w:themeColor="text1"/>
-        </w:rPr>
-        <w:t>А45-10491/2025</w:t>
-      </w:r>
-      <w:r>
-        <w:rPr>
-          <w:rFonts w:ascii="Times New Roman" w:eastAsia="Times New Roman" w:hAnsi="Times New Roman" w:cs="Times New Roman"/>
-          <w:color w:val="000000" w:themeColor="text1"/>
-        </w:rPr>
-        <w:t xml:space="preserve"> </w:t>
-      </w:r>
-      <w:r>
-        <w:rPr>
-          <w:rFonts w:ascii="Times New Roman" w:eastAsia="Times New Roman" w:hAnsi="Times New Roman" w:cs="Times New Roman"/>
-          <w:color w:val="000000" w:themeColor="text1"/>
-        </w:rPr>
-        <w:t xml:space="preserve">требование </w:t>
-      </w:r>
-      <w:r>
-        <w:rPr>
-          <w:rFonts w:ascii="Times New Roman" w:eastAsia="Times New Roman" w:hAnsi="Times New Roman" w:cs="Times New Roman"/>
-          <w:color w:val="000000" w:themeColor="text1"/>
-        </w:rPr>
-        <w:t xml:space="preserve">ООО ПКО </w:t>
-      </w:r>
-      <w:r>
-        <w:rPr>
-          <w:rFonts w:ascii="Times New Roman" w:eastAsia="Times New Roman" w:hAnsi="Times New Roman" w:cs="Times New Roman"/>
-          <w:color w:val="000000" w:themeColor="text1"/>
-        </w:rPr>
-        <w:t>«Долговые Инвестиции»</w:t>
-      </w:r>
-      <w:r>
-        <w:rPr>
-          <w:rFonts w:ascii="Times New Roman" w:eastAsia="Times New Roman" w:hAnsi="Times New Roman" w:cs="Times New Roman"/>
-          <w:color w:val="000000" w:themeColor="text1"/>
-        </w:rPr>
-        <w:t xml:space="preserve"> </w:t>
-      </w:r>
-      <w:r>
-        <w:rPr>
-          <w:rFonts w:ascii="Times New Roman" w:eastAsia="Times New Roman" w:hAnsi="Times New Roman" w:cs="Times New Roman"/>
-          <w:color w:val="000000" w:themeColor="text1"/>
-        </w:rPr>
-        <w:t xml:space="preserve">включено в третью очередь реестра требований кредиторов </w:t>
-      </w:r>
-      <w:r>
-        <w:rPr>
-          <w:rFonts w:ascii="Times New Roman" w:eastAsia="Times New Roman" w:hAnsi="Times New Roman" w:cs="Times New Roman"/>
-          <w:color w:val="000000" w:themeColor="text1"/>
-        </w:rPr>
-        <w:t xml:space="preserve">в размере </w:t>
-      </w:r>
-      <w:r>
-        <w:rPr>
-          <w:rFonts w:ascii="Times New Roman" w:eastAsia="Times New Roman" w:hAnsi="Times New Roman" w:cs="Times New Roman"/>
-          <w:color w:val="000000" w:themeColor="text1"/>
-        </w:rPr>
-        <w:t>19 504 руб. 23 коп. – основной</w:t>
-      </w:r>
-      <w:r>
-        <w:rPr>
-          <w:rFonts w:ascii="Times New Roman" w:eastAsia="Times New Roman" w:hAnsi="Times New Roman" w:cs="Times New Roman"/>
-          <w:color w:val="000000" w:themeColor="text1"/>
-        </w:rPr>
-        <w:t xml:space="preserve"> </w:t>
-      </w:r>
-      <w:r>
-        <w:rPr>
-          <w:rFonts w:ascii="Times New Roman" w:eastAsia="Times New Roman" w:hAnsi="Times New Roman" w:cs="Times New Roman"/>
-          <w:color w:val="000000" w:themeColor="text1"/>
-        </w:rPr>
-        <w:t>долг</w:t>
-      </w:r>
-      <w:r>
-        <w:rPr>
-          <w:rFonts w:ascii="Times New Roman" w:eastAsia="Times New Roman" w:hAnsi="Times New Roman" w:cs="Times New Roman"/>
-          <w:color w:val="000000" w:themeColor="text1"/>
-        </w:rPr>
-        <w:t>.</w:t>
-      </w:r>
-      <w:r>
-        <w:rPr>
-          <w:rFonts w:ascii="Times New Roman" w:eastAsia="Times New Roman" w:hAnsi="Times New Roman" w:cs="Times New Roman"/>
-          <w:color w:val="000000" w:themeColor="text1"/>
-        </w:rPr>
-        <w:t xml:space="preserve"> </w:t>
-      </w:r>
     </w:p>
     <w:p>
       <w:pPr>
@@ -9698,133 +9346,16 @@
         <w:rPr>
           <w:rFonts w:ascii="Times New Roman" w:eastAsia="Times New Roman" w:hAnsi="Times New Roman" w:cs="Times New Roman"/>
           <w:color w:val="000000" w:themeColor="text1"/>
-        </w:rPr>
-      </w:pPr>
-      <w:r>
-        <w:rPr>
-          <w:rFonts w:ascii="Times New Roman" w:eastAsia="Times New Roman" w:hAnsi="Times New Roman" w:cs="Times New Roman"/>
-          <w:color w:val="000000" w:themeColor="text1"/>
-        </w:rPr>
-        <w:t xml:space="preserve">2. </w:t>
-      </w:r>
-      <w:r>
-        <w:rPr>
-          <w:rFonts w:ascii="Times New Roman" w:eastAsia="Times New Roman" w:hAnsi="Times New Roman" w:cs="Times New Roman"/>
-          <w:color w:val="000000" w:themeColor="text1"/>
-        </w:rPr>
-        <w:t xml:space="preserve">Определением Арбитражного суда </w:t>
-      </w:r>
-      <w:r>
-        <w:rPr>
-          <w:rFonts w:ascii="Times New Roman" w:eastAsia="Times New Roman" w:hAnsi="Times New Roman" w:cs="Times New Roman"/>
-          <w:color w:val="000000" w:themeColor="text1"/>
-        </w:rPr>
-        <w:t>Новосибирской</w:t>
-      </w:r>
-      <w:r>
-        <w:rPr>
-          <w:rFonts w:ascii="Times New Roman" w:eastAsia="Times New Roman" w:hAnsi="Times New Roman" w:cs="Times New Roman"/>
-          <w:color w:val="000000" w:themeColor="text1"/>
-        </w:rPr>
-        <w:t xml:space="preserve"> области от </w:t>
-      </w:r>
-      <w:r>
-        <w:rPr>
-          <w:rFonts w:ascii="Times New Roman" w:eastAsia="Times New Roman" w:hAnsi="Times New Roman" w:cs="Times New Roman"/>
-          <w:color w:val="000000" w:themeColor="text1"/>
-        </w:rPr>
-        <w:t>05.08</w:t>
-      </w:r>
-      <w:r>
-        <w:rPr>
-          <w:rFonts w:ascii="Times New Roman" w:eastAsia="Times New Roman" w:hAnsi="Times New Roman" w:cs="Times New Roman"/>
-          <w:color w:val="000000" w:themeColor="text1"/>
-        </w:rPr>
-        <w:t xml:space="preserve">.2025 по делу № </w:t>
-      </w:r>
-      <w:r>
-        <w:rPr>
-          <w:rFonts w:ascii="Times New Roman" w:eastAsia="Times New Roman" w:hAnsi="Times New Roman" w:cs="Times New Roman"/>
-          <w:color w:val="000000" w:themeColor="text1"/>
-        </w:rPr>
-        <w:t>А45-10491/2025</w:t>
-      </w:r>
-      <w:r>
-        <w:rPr>
-          <w:rFonts w:ascii="Times New Roman" w:eastAsia="Times New Roman" w:hAnsi="Times New Roman" w:cs="Times New Roman"/>
-          <w:color w:val="000000" w:themeColor="text1"/>
-        </w:rPr>
-        <w:t xml:space="preserve"> </w:t>
-      </w:r>
-      <w:r>
-        <w:rPr>
-          <w:rFonts w:ascii="Times New Roman" w:eastAsia="Times New Roman" w:hAnsi="Times New Roman" w:cs="Times New Roman"/>
-          <w:color w:val="000000" w:themeColor="text1"/>
-        </w:rPr>
-        <w:t>требование</w:t>
-      </w:r>
-      <w:r>
-        <w:rPr>
-          <w:rFonts w:ascii="Times New Roman" w:eastAsia="Times New Roman" w:hAnsi="Times New Roman" w:cs="Times New Roman"/>
-          <w:color w:val="000000" w:themeColor="text1"/>
-        </w:rPr>
-        <w:t xml:space="preserve"> АО ПКО</w:t>
-      </w:r>
-      <w:r>
-        <w:rPr>
-          <w:rFonts w:ascii="Times New Roman" w:eastAsia="Times New Roman" w:hAnsi="Times New Roman" w:cs="Times New Roman"/>
-          <w:color w:val="000000" w:themeColor="text1"/>
-        </w:rPr>
-        <w:t xml:space="preserve"> </w:t>
-      </w:r>
-      <w:r>
-        <w:rPr>
-          <w:rFonts w:ascii="Times New Roman" w:eastAsia="Times New Roman" w:hAnsi="Times New Roman" w:cs="Times New Roman"/>
-          <w:color w:val="000000" w:themeColor="text1"/>
-        </w:rPr>
-        <w:t>«Центр Долгового Управления»</w:t>
-      </w:r>
-      <w:r>
-        <w:rPr>
-          <w:rFonts w:ascii="Times New Roman" w:eastAsia="Times New Roman" w:hAnsi="Times New Roman" w:cs="Times New Roman"/>
-          <w:color w:val="000000" w:themeColor="text1"/>
-        </w:rPr>
-        <w:t xml:space="preserve"> </w:t>
-      </w:r>
-      <w:r>
-        <w:rPr>
-          <w:rFonts w:ascii="Times New Roman" w:eastAsia="Times New Roman" w:hAnsi="Times New Roman" w:cs="Times New Roman"/>
-          <w:color w:val="000000" w:themeColor="text1"/>
-        </w:rPr>
-        <w:t xml:space="preserve">включено третью очередь реестра требований кредиторов </w:t>
-      </w:r>
-      <w:r>
-        <w:rPr>
-          <w:rFonts w:ascii="Times New Roman" w:eastAsia="Times New Roman" w:hAnsi="Times New Roman" w:cs="Times New Roman"/>
-          <w:color w:val="000000" w:themeColor="text1"/>
-        </w:rPr>
-        <w:t>в размере</w:t>
-      </w:r>
-      <w:r>
-        <w:rPr>
-          <w:rFonts w:ascii="Times New Roman" w:eastAsia="Times New Roman" w:hAnsi="Times New Roman" w:cs="Times New Roman"/>
-          <w:color w:val="000000" w:themeColor="text1"/>
-        </w:rPr>
-        <w:t xml:space="preserve"> </w:t>
-      </w:r>
-      <w:r>
-        <w:rPr>
-          <w:rFonts w:ascii="Times New Roman" w:eastAsia="Times New Roman" w:hAnsi="Times New Roman" w:cs="Times New Roman"/>
-          <w:color w:val="000000" w:themeColor="text1"/>
-        </w:rPr>
-        <w:t>33 722 руб. 76 коп. – основной долг</w:t>
-      </w:r>
-      <w:r>
-        <w:rPr>
-          <w:rFonts w:ascii="Times New Roman" w:eastAsia="Times New Roman" w:hAnsi="Times New Roman" w:cs="Times New Roman"/>
-          <w:color w:val="000000" w:themeColor="text1"/>
-        </w:rPr>
-        <w:t>.</w:t>
+          <w:lang w:val="en-US"/>
+        </w:rPr>
+      </w:pPr>
+      <w:r>
+        <w:rPr>
+          <w:rFonts w:ascii="Times New Roman" w:eastAsia="Times New Roman" w:hAnsi="Times New Roman" w:cs="Times New Roman"/>
+          <w:color w:val="000000" w:themeColor="text1"/>
+          <w:lang w:val="en-US"/>
+        </w:rPr>
+        <w:t xml:space="preserve"/>
       </w:r>
     </w:p>
     <w:p>
@@ -9837,365 +9368,6 @@
           <w:color w:val="000000" w:themeColor="text1"/>
         </w:rPr>
       </w:pPr>
-      <w:r>
-        <w:rPr>
-          <w:rFonts w:ascii="Times New Roman" w:eastAsia="Times New Roman" w:hAnsi="Times New Roman" w:cs="Times New Roman"/>
-          <w:color w:val="000000" w:themeColor="text1"/>
-        </w:rPr>
-        <w:t xml:space="preserve">3. </w:t>
-      </w:r>
-      <w:r>
-        <w:rPr>
-          <w:rFonts w:ascii="Times New Roman" w:eastAsia="Times New Roman" w:hAnsi="Times New Roman" w:cs="Times New Roman"/>
-          <w:color w:val="000000" w:themeColor="text1"/>
-        </w:rPr>
-        <w:t>Определением Арбитражного суда Новосибирской области от 0</w:t>
-      </w:r>
-      <w:r>
-        <w:rPr>
-          <w:rFonts w:ascii="Times New Roman" w:eastAsia="Times New Roman" w:hAnsi="Times New Roman" w:cs="Times New Roman"/>
-          <w:color w:val="000000" w:themeColor="text1"/>
-        </w:rPr>
-        <w:t>6</w:t>
-      </w:r>
-      <w:r>
-        <w:rPr>
-          <w:rFonts w:ascii="Times New Roman" w:eastAsia="Times New Roman" w:hAnsi="Times New Roman" w:cs="Times New Roman"/>
-          <w:color w:val="000000" w:themeColor="text1"/>
-        </w:rPr>
-        <w:t>.08.2025 по делу № А45-10491/2025 требование АО «Банк Русский Стандарт» включено третью очередь реестра требований кредиторов в размере 57 488 руб. 00 коп. – основной долг.</w:t>
-      </w:r>
-    </w:p>
-    <w:p>
-      <w:pPr>
-        <w:spacing w:after="0" w:line="240" w:lineRule="auto"/>
-        <w:ind w:firstLine="709"/>
-        <w:jc w:val="both"/>
-        <w:rPr>
-          <w:rFonts w:ascii="Times New Roman" w:eastAsia="Times New Roman" w:hAnsi="Times New Roman" w:cs="Times New Roman"/>
-          <w:color w:val="000000" w:themeColor="text1"/>
-        </w:rPr>
-      </w:pPr>
-      <w:r>
-        <w:rPr>
-          <w:rFonts w:ascii="Times New Roman" w:eastAsia="Times New Roman" w:hAnsi="Times New Roman" w:cs="Times New Roman"/>
-          <w:color w:val="000000" w:themeColor="text1"/>
-        </w:rPr>
-        <w:t xml:space="preserve">4. </w:t>
-      </w:r>
-      <w:r>
-        <w:rPr>
-          <w:rFonts w:ascii="Times New Roman" w:eastAsia="Times New Roman" w:hAnsi="Times New Roman" w:cs="Times New Roman"/>
-          <w:color w:val="000000" w:themeColor="text1"/>
-        </w:rPr>
-        <w:t>Определением Арбитражного суда Новосибирской области от 0</w:t>
-      </w:r>
-      <w:r>
-        <w:rPr>
-          <w:rFonts w:ascii="Times New Roman" w:eastAsia="Times New Roman" w:hAnsi="Times New Roman" w:cs="Times New Roman"/>
-          <w:color w:val="000000" w:themeColor="text1"/>
-        </w:rPr>
-        <w:t>5</w:t>
-      </w:r>
-      <w:r>
-        <w:rPr>
-          <w:rFonts w:ascii="Times New Roman" w:eastAsia="Times New Roman" w:hAnsi="Times New Roman" w:cs="Times New Roman"/>
-          <w:color w:val="000000" w:themeColor="text1"/>
-        </w:rPr>
-        <w:t>.0</w:t>
-      </w:r>
-      <w:r>
-        <w:rPr>
-          <w:rFonts w:ascii="Times New Roman" w:eastAsia="Times New Roman" w:hAnsi="Times New Roman" w:cs="Times New Roman"/>
-          <w:color w:val="000000" w:themeColor="text1"/>
-        </w:rPr>
-        <w:t>9</w:t>
-      </w:r>
-      <w:r>
-        <w:rPr>
-          <w:rFonts w:ascii="Times New Roman" w:eastAsia="Times New Roman" w:hAnsi="Times New Roman" w:cs="Times New Roman"/>
-          <w:color w:val="000000" w:themeColor="text1"/>
-        </w:rPr>
-        <w:t xml:space="preserve">.2025 по делу № А45-10491/2025 требование </w:t>
-      </w:r>
-      <w:r>
-        <w:rPr>
-          <w:rFonts w:ascii="Times New Roman" w:eastAsia="Times New Roman" w:hAnsi="Times New Roman" w:cs="Times New Roman"/>
-          <w:color w:val="000000" w:themeColor="text1"/>
-        </w:rPr>
-        <w:t xml:space="preserve">ООО ПКО </w:t>
-      </w:r>
-      <w:r>
-        <w:rPr>
-          <w:rFonts w:ascii="Times New Roman" w:eastAsia="Times New Roman" w:hAnsi="Times New Roman" w:cs="Times New Roman"/>
-          <w:color w:val="000000" w:themeColor="text1"/>
-        </w:rPr>
-        <w:t>«ССПВ» включено третью очередь реестра требований кредиторов в размере 64 798 руб. 57 коп., в том числе:</w:t>
-      </w:r>
-      <w:r>
-        <w:rPr>
-          <w:rFonts w:ascii="Times New Roman" w:eastAsia="Times New Roman" w:hAnsi="Times New Roman" w:cs="Times New Roman"/>
-          <w:color w:val="000000" w:themeColor="text1"/>
-        </w:rPr>
-        <w:t xml:space="preserve"> </w:t>
-      </w:r>
-      <w:r>
-        <w:rPr>
-          <w:rFonts w:ascii="Times New Roman" w:eastAsia="Times New Roman" w:hAnsi="Times New Roman" w:cs="Times New Roman"/>
-          <w:color w:val="000000" w:themeColor="text1"/>
-        </w:rPr>
-        <w:t>30 000 руб. 00 коп. – основной долг, 32 853 руб. 57 коп. – проценты, 1 845 руб. 00к коп. –</w:t>
-      </w:r>
-      <w:r>
-        <w:rPr>
-          <w:rFonts w:ascii="Times New Roman" w:eastAsia="Times New Roman" w:hAnsi="Times New Roman" w:cs="Times New Roman"/>
-          <w:color w:val="000000" w:themeColor="text1"/>
-        </w:rPr>
-        <w:t xml:space="preserve"> </w:t>
-      </w:r>
-      <w:r>
-        <w:rPr>
-          <w:rFonts w:ascii="Times New Roman" w:eastAsia="Times New Roman" w:hAnsi="Times New Roman" w:cs="Times New Roman"/>
-          <w:color w:val="000000" w:themeColor="text1"/>
-        </w:rPr>
-        <w:t>неустойка.</w:t>
-      </w:r>
-    </w:p>
-    <w:p>
-      <w:pPr>
-        <w:spacing w:after="0" w:line="240" w:lineRule="auto"/>
-        <w:ind w:firstLine="709"/>
-        <w:jc w:val="both"/>
-        <w:rPr>
-          <w:rFonts w:ascii="Times New Roman" w:eastAsia="Times New Roman" w:hAnsi="Times New Roman" w:cs="Times New Roman"/>
-          <w:color w:val="000000" w:themeColor="text1"/>
-        </w:rPr>
-      </w:pPr>
-      <w:r>
-        <w:rPr>
-          <w:rFonts w:ascii="Times New Roman" w:eastAsia="Times New Roman" w:hAnsi="Times New Roman" w:cs="Times New Roman"/>
-          <w:color w:val="000000" w:themeColor="text1"/>
-        </w:rPr>
-        <w:t xml:space="preserve">5. </w:t>
-      </w:r>
-      <w:r>
-        <w:rPr>
-          <w:rFonts w:ascii="Times New Roman" w:eastAsia="Times New Roman" w:hAnsi="Times New Roman" w:cs="Times New Roman"/>
-          <w:color w:val="000000" w:themeColor="text1"/>
-        </w:rPr>
-        <w:t>Определением Арбитражного суда Новосибирской области от 0</w:t>
-      </w:r>
-      <w:r>
-        <w:rPr>
-          <w:rFonts w:ascii="Times New Roman" w:eastAsia="Times New Roman" w:hAnsi="Times New Roman" w:cs="Times New Roman"/>
-          <w:color w:val="000000" w:themeColor="text1"/>
-        </w:rPr>
-        <w:t>5</w:t>
-      </w:r>
-      <w:r>
-        <w:rPr>
-          <w:rFonts w:ascii="Times New Roman" w:eastAsia="Times New Roman" w:hAnsi="Times New Roman" w:cs="Times New Roman"/>
-          <w:color w:val="000000" w:themeColor="text1"/>
-        </w:rPr>
-        <w:t>.0</w:t>
-      </w:r>
-      <w:r>
-        <w:rPr>
-          <w:rFonts w:ascii="Times New Roman" w:eastAsia="Times New Roman" w:hAnsi="Times New Roman" w:cs="Times New Roman"/>
-          <w:color w:val="000000" w:themeColor="text1"/>
-        </w:rPr>
-        <w:t>9</w:t>
-      </w:r>
-      <w:r>
-        <w:rPr>
-          <w:rFonts w:ascii="Times New Roman" w:eastAsia="Times New Roman" w:hAnsi="Times New Roman" w:cs="Times New Roman"/>
-          <w:color w:val="000000" w:themeColor="text1"/>
-        </w:rPr>
-        <w:t xml:space="preserve">.2025 по делу № А45-10491/2025 требование </w:t>
-      </w:r>
-      <w:r>
-        <w:rPr>
-          <w:rFonts w:ascii="Times New Roman" w:eastAsia="Times New Roman" w:hAnsi="Times New Roman" w:cs="Times New Roman"/>
-          <w:color w:val="000000" w:themeColor="text1"/>
-        </w:rPr>
-        <w:t xml:space="preserve">ООО ПКО </w:t>
-      </w:r>
-      <w:r>
-        <w:rPr>
-          <w:rFonts w:ascii="Times New Roman" w:eastAsia="Times New Roman" w:hAnsi="Times New Roman" w:cs="Times New Roman"/>
-          <w:color w:val="000000" w:themeColor="text1"/>
-        </w:rPr>
-        <w:t>«ССПВ» включено третью очередь реестра требований кредиторов в размере 64 301 руб. 27 коп., в том числе: 30 000 руб. 00 коп. – основной долг, 32 456 руб. 27 коп. – проценты, 1 845 руб. 00к коп. – неустойка.</w:t>
-      </w:r>
-    </w:p>
-    <w:p>
-      <w:pPr>
-        <w:spacing w:after="0" w:line="240" w:lineRule="auto"/>
-        <w:ind w:firstLine="709"/>
-        <w:jc w:val="both"/>
-        <w:rPr>
-          <w:rFonts w:ascii="Times New Roman" w:eastAsia="Times New Roman" w:hAnsi="Times New Roman" w:cs="Times New Roman"/>
-          <w:color w:val="000000" w:themeColor="text1"/>
-        </w:rPr>
-      </w:pPr>
-      <w:r>
-        <w:rPr>
-          <w:rFonts w:ascii="Times New Roman" w:eastAsia="Times New Roman" w:hAnsi="Times New Roman" w:cs="Times New Roman"/>
-          <w:color w:val="000000" w:themeColor="text1"/>
-        </w:rPr>
-        <w:t>6</w:t>
-      </w:r>
-      <w:r>
-        <w:rPr>
-          <w:rFonts w:ascii="Times New Roman" w:eastAsia="Times New Roman" w:hAnsi="Times New Roman" w:cs="Times New Roman"/>
-          <w:color w:val="000000" w:themeColor="text1"/>
-        </w:rPr>
-        <w:t xml:space="preserve">. Определением Арбитражного суда Новосибирской области от </w:t>
-      </w:r>
-      <w:r>
-        <w:rPr>
-          <w:rFonts w:ascii="Times New Roman" w:eastAsia="Times New Roman" w:hAnsi="Times New Roman" w:cs="Times New Roman"/>
-          <w:color w:val="000000" w:themeColor="text1"/>
-        </w:rPr>
-        <w:t>03</w:t>
-      </w:r>
-      <w:r>
-        <w:rPr>
-          <w:rFonts w:ascii="Times New Roman" w:eastAsia="Times New Roman" w:hAnsi="Times New Roman" w:cs="Times New Roman"/>
-          <w:color w:val="000000" w:themeColor="text1"/>
-        </w:rPr>
-        <w:t>.</w:t>
-      </w:r>
-      <w:r>
-        <w:rPr>
-          <w:rFonts w:ascii="Times New Roman" w:eastAsia="Times New Roman" w:hAnsi="Times New Roman" w:cs="Times New Roman"/>
-          <w:color w:val="000000" w:themeColor="text1"/>
-        </w:rPr>
-        <w:t>10</w:t>
-      </w:r>
-      <w:r>
-        <w:rPr>
-          <w:rFonts w:ascii="Times New Roman" w:eastAsia="Times New Roman" w:hAnsi="Times New Roman" w:cs="Times New Roman"/>
-          <w:color w:val="000000" w:themeColor="text1"/>
-        </w:rPr>
-        <w:t>.2025 по делу № А45-10491/2025 требование ООО ПКО «М.Б.А. Финансы»</w:t>
-      </w:r>
-      <w:r>
-        <w:rPr>
-          <w:rFonts w:ascii="Times New Roman" w:eastAsia="Times New Roman" w:hAnsi="Times New Roman" w:cs="Times New Roman"/>
-          <w:color w:val="000000" w:themeColor="text1"/>
-        </w:rPr>
-        <w:t xml:space="preserve"> </w:t>
-      </w:r>
-      <w:r>
-        <w:rPr>
-          <w:rFonts w:ascii="Times New Roman" w:eastAsia="Times New Roman" w:hAnsi="Times New Roman" w:cs="Times New Roman"/>
-          <w:color w:val="000000" w:themeColor="text1"/>
-        </w:rPr>
-        <w:t>включено третью очередь реестра требований кредиторов в размере 28 733 руб. 97 коп., в том числе 11 000 руб. 00 коп. – основной долг, 11 742 руб. 82 коп. - проценты, 691 руб. 15 коп. - штрафы, 3 300 руб. 00 коп. - дополнительные услуги, 2 000 руб. 00 коп. - расходы по уплате государственной пошлины.</w:t>
-      </w:r>
-    </w:p>
-    <w:p>
-      <w:pPr>
-        <w:spacing w:after="0" w:line="240" w:lineRule="auto"/>
-        <w:ind w:firstLine="709"/>
-        <w:jc w:val="both"/>
-        <w:rPr>
-          <w:rFonts w:ascii="Times New Roman" w:eastAsia="Times New Roman" w:hAnsi="Times New Roman" w:cs="Times New Roman"/>
-          <w:color w:val="000000" w:themeColor="text1"/>
-        </w:rPr>
-      </w:pPr>
-      <w:r>
-        <w:rPr>
-          <w:rFonts w:ascii="Times New Roman" w:eastAsia="Times New Roman" w:hAnsi="Times New Roman" w:cs="Times New Roman"/>
-          <w:color w:val="000000" w:themeColor="text1"/>
-        </w:rPr>
-        <w:t>7</w:t>
-      </w:r>
-      <w:r>
-        <w:rPr>
-          <w:rFonts w:ascii="Times New Roman" w:eastAsia="Times New Roman" w:hAnsi="Times New Roman" w:cs="Times New Roman"/>
-          <w:color w:val="000000" w:themeColor="text1"/>
-        </w:rPr>
-        <w:t xml:space="preserve">. Определением Арбитражного суда Новосибирской области от </w:t>
-      </w:r>
-      <w:r>
-        <w:rPr>
-          <w:rFonts w:ascii="Times New Roman" w:eastAsia="Times New Roman" w:hAnsi="Times New Roman" w:cs="Times New Roman"/>
-          <w:color w:val="000000" w:themeColor="text1"/>
-        </w:rPr>
-        <w:t>31</w:t>
-      </w:r>
-      <w:r>
-        <w:rPr>
-          <w:rFonts w:ascii="Times New Roman" w:eastAsia="Times New Roman" w:hAnsi="Times New Roman" w:cs="Times New Roman"/>
-          <w:color w:val="000000" w:themeColor="text1"/>
-        </w:rPr>
-        <w:t>.</w:t>
-      </w:r>
-      <w:r>
-        <w:rPr>
-          <w:rFonts w:ascii="Times New Roman" w:eastAsia="Times New Roman" w:hAnsi="Times New Roman" w:cs="Times New Roman"/>
-          <w:color w:val="000000" w:themeColor="text1"/>
-        </w:rPr>
-        <w:t>10</w:t>
-      </w:r>
-      <w:r>
-        <w:rPr>
-          <w:rFonts w:ascii="Times New Roman" w:eastAsia="Times New Roman" w:hAnsi="Times New Roman" w:cs="Times New Roman"/>
-          <w:color w:val="000000" w:themeColor="text1"/>
-        </w:rPr>
-        <w:t>.2025 по делу № А45-10491/2025 требование ООО «Вернём»</w:t>
-      </w:r>
-      <w:r>
-        <w:rPr>
-          <w:rFonts w:ascii="Times New Roman" w:eastAsia="Times New Roman" w:hAnsi="Times New Roman" w:cs="Times New Roman"/>
-          <w:color w:val="000000" w:themeColor="text1"/>
-        </w:rPr>
-        <w:t xml:space="preserve"> </w:t>
-      </w:r>
-      <w:r>
-        <w:rPr>
-          <w:rFonts w:ascii="Times New Roman" w:eastAsia="Times New Roman" w:hAnsi="Times New Roman" w:cs="Times New Roman"/>
-          <w:color w:val="000000" w:themeColor="text1"/>
-        </w:rPr>
-        <w:t>включено третью очередь реестра требований кредиторов в размере 174 825 руб. 00</w:t>
-      </w:r>
-      <w:r>
-        <w:rPr>
-          <w:rFonts w:ascii="Times New Roman" w:eastAsia="Times New Roman" w:hAnsi="Times New Roman" w:cs="Times New Roman"/>
-          <w:color w:val="000000" w:themeColor="text1"/>
-        </w:rPr>
-        <w:t xml:space="preserve"> </w:t>
-      </w:r>
-      <w:r>
-        <w:rPr>
-          <w:rFonts w:ascii="Times New Roman" w:eastAsia="Times New Roman" w:hAnsi="Times New Roman" w:cs="Times New Roman"/>
-          <w:color w:val="000000" w:themeColor="text1"/>
-        </w:rPr>
-        <w:t>коп., в том числе 75 000 руб. 00 коп. – основной долг, 97 500 руб. 00 коп. – проценты,</w:t>
-      </w:r>
-      <w:r>
-        <w:rPr>
-          <w:rFonts w:ascii="Times New Roman" w:eastAsia="Times New Roman" w:hAnsi="Times New Roman" w:cs="Times New Roman"/>
-          <w:color w:val="000000" w:themeColor="text1"/>
-        </w:rPr>
-        <w:t xml:space="preserve"> </w:t>
-      </w:r>
-      <w:r>
-        <w:rPr>
-          <w:rFonts w:ascii="Times New Roman" w:eastAsia="Times New Roman" w:hAnsi="Times New Roman" w:cs="Times New Roman"/>
-          <w:color w:val="000000" w:themeColor="text1"/>
-        </w:rPr>
-        <w:t>2 325 руб. 00 коп. – расходы по уплате государственной пошлины</w:t>
-      </w:r>
-      <w:r>
-        <w:rPr>
-          <w:rFonts w:ascii="Times New Roman" w:eastAsia="Times New Roman" w:hAnsi="Times New Roman" w:cs="Times New Roman"/>
-          <w:color w:val="000000" w:themeColor="text1"/>
-        </w:rPr>
-        <w:t>.</w:t>
-      </w:r>
     </w:p>
     <w:p>
       <w:pPr>
@@ -10941,7 +10113,6 @@
                 <w:rFonts w:ascii="Times New Roman" w:eastAsia="Times New Roman" w:hAnsi="Times New Roman" w:cs="Times New Roman"/>
                 <w:color w:val="000000" w:themeColor="text1"/>
               </w:rPr>
-              <w:lastRenderedPageBreak/>
               <w:t>Анализ документов, удостоверяющих государственную регистрацию прав собственности</w:t>
             </w:r>
           </w:p>
@@ -11369,6 +10540,7 @@
           <w:rFonts w:ascii="Times New Roman" w:eastAsia="Times New Roman" w:hAnsi="Times New Roman" w:cs="Times New Roman"/>
           <w:color w:val="000000" w:themeColor="text1"/>
         </w:rPr>
+        <w:lastRenderedPageBreak/>
         <w:t xml:space="preserve">4. </w:t>
       </w:r>
       <w:bookmarkStart w:id="7" w:name="_Hlk211417046"/>
@@ -11456,7 +10628,23 @@
           <w:rFonts w:ascii="Times New Roman" w:eastAsia="Times New Roman" w:hAnsi="Times New Roman" w:cs="Times New Roman"/>
           <w:color w:val="000000" w:themeColor="text1"/>
         </w:rPr>
-        <w:t>Ранее был официально трудоустроен в ООО «Хитэк-Сибирь», увольнение 13.08.2025.</w:t>
+        <w:t>Ранее был официально трудоустроен в ООО «</w:t>
+      </w:r>
+      <w:proofErr w:type="spellStart"/>
+      <w:r>
+        <w:rPr>
+          <w:rFonts w:ascii="Times New Roman" w:eastAsia="Times New Roman" w:hAnsi="Times New Roman" w:cs="Times New Roman"/>
+          <w:color w:val="000000" w:themeColor="text1"/>
+        </w:rPr>
+        <w:t>Хитэк</w:t>
+      </w:r>
+      <w:proofErr w:type="spellEnd"/>
+      <w:r>
+        <w:rPr>
+          <w:rFonts w:ascii="Times New Roman" w:eastAsia="Times New Roman" w:hAnsi="Times New Roman" w:cs="Times New Roman"/>
+          <w:color w:val="000000" w:themeColor="text1"/>
+        </w:rPr>
+        <w:t>-Сибирь», увольнение 13.08.2025.</w:t>
       </w:r>
     </w:p>
     <w:p>
@@ -12415,7 +11603,6 @@
           <w:rFonts w:ascii="Times New Roman" w:eastAsia="Times New Roman" w:hAnsi="Times New Roman" w:cs="Times New Roman"/>
           <w:color w:val="000000" w:themeColor="text1"/>
         </w:rPr>
-        <w:lastRenderedPageBreak/>
         <w:t>Дополнительные меры по обеспечению сохранности имущества Должника финансовым управляющим не предпринимались.</w:t>
       </w:r>
     </w:p>
@@ -14746,7 +13933,23 @@
           <w:rFonts w:ascii="Times New Roman" w:eastAsia="Times New Roman" w:hAnsi="Times New Roman" w:cs="Times New Roman"/>
           <w:color w:val="000000" w:themeColor="text1"/>
         </w:rPr>
-        <w:t>Ранее был официально трудоустроен в ООО «Хитэк-Сибирь», увольнение 13.08.2025</w:t>
+        <w:t>Ранее был официально трудоустроен в ООО «</w:t>
+      </w:r>
+      <w:proofErr w:type="spellStart"/>
+      <w:r>
+        <w:rPr>
+          <w:rFonts w:ascii="Times New Roman" w:eastAsia="Times New Roman" w:hAnsi="Times New Roman" w:cs="Times New Roman"/>
+          <w:color w:val="000000" w:themeColor="text1"/>
+        </w:rPr>
+        <w:t>Хитэк</w:t>
+      </w:r>
+      <w:proofErr w:type="spellEnd"/>
+      <w:r>
+        <w:rPr>
+          <w:rFonts w:ascii="Times New Roman" w:eastAsia="Times New Roman" w:hAnsi="Times New Roman" w:cs="Times New Roman"/>
+          <w:color w:val="000000" w:themeColor="text1"/>
+        </w:rPr>
+        <w:t>-Сибирь», увольнение 13.08.2025</w:t>
       </w:r>
       <w:r>
         <w:rPr>
@@ -15080,7 +14283,23 @@
           <w:rFonts w:ascii="Times New Roman" w:eastAsia="Times New Roman" w:hAnsi="Times New Roman" w:cs="Times New Roman"/>
           <w:color w:val="000000" w:themeColor="text1"/>
         </w:rPr>
-        <w:t>Ранее был официально трудоустроен в ООО «Хитэк-Сибирь», увольнение 13.08.2025</w:t>
+        <w:t>Ранее был официально трудоустроен в ООО «</w:t>
+      </w:r>
+      <w:proofErr w:type="spellStart"/>
+      <w:r>
+        <w:rPr>
+          <w:rFonts w:ascii="Times New Roman" w:eastAsia="Times New Roman" w:hAnsi="Times New Roman" w:cs="Times New Roman"/>
+          <w:color w:val="000000" w:themeColor="text1"/>
+        </w:rPr>
+        <w:t>Хитэк</w:t>
+      </w:r>
+      <w:proofErr w:type="spellEnd"/>
+      <w:r>
+        <w:rPr>
+          <w:rFonts w:ascii="Times New Roman" w:eastAsia="Times New Roman" w:hAnsi="Times New Roman" w:cs="Times New Roman"/>
+          <w:color w:val="000000" w:themeColor="text1"/>
+        </w:rPr>
+        <w:t>-Сибирь», увольнение 13.08.2025</w:t>
       </w:r>
       <w:r>
         <w:rPr>
@@ -15141,7 +14360,6 @@
           <w:rFonts w:ascii="Times New Roman" w:eastAsia="Times New Roman" w:hAnsi="Times New Roman" w:cs="Times New Roman"/>
           <w:color w:val="000000" w:themeColor="text1"/>
         </w:rPr>
-        <w:lastRenderedPageBreak/>
         <w:t>На основании Федерального закона от 29.06.2021 № 234-ФЗ «О внесении изменений в  статью 446 Гражданского процессуального кодекса Российской Федерации и Федеральный закон  «Об исполнительном производстве» абзац восьмой пункта 1 статьи 446 Гражданского  процессуального кодекса Российской Федерации (взыскание по исполнительным документам не  может быть обращено на продукты питания и деньги на общую сумму не менее установленной  величины прожиточного минимума самого гражданина-должника и лиц, находящихся на его иждивении) дополнен словами «в том числе на заработную плату и иные доходы гражданина должника в размере величины прожиточного минимума трудоспособного населения в целом по  Российской Федерации (прожиточного минимума, установленного в субъекте Российской Федерации по месту жительства гражданина-должника для соответствующей социально  демографической группы населения, если величина указанного прожиточного минимума  превышает величину прожиточного минимума трудоспособного населения в целом по Российской Федерации)».</w:t>
       </w:r>
     </w:p>
@@ -15230,7 +14448,28 @@
         <w:rPr>
           <w:rFonts w:ascii="Times New Roman" w:eastAsia="Times New Roman" w:hAnsi="Times New Roman" w:cs="Times New Roman"/>
         </w:rPr>
-        <w:t>По смыслу разъяснений абз. 1 п. 39 Постановления Пленума ВС РФ от 13.10.2015 № 45 законодательство не ставит в прямую зависимость необходимость отказа банкроту в установлении денежной компенсации, соразмерной величине прожиточного минимума, по причине отсутствия у него в момент такого обращения иного дохода, в связи с чем, соответствующие денежные средства могут быть исключены из уже сформированной конкурсной массы</w:t>
+        <w:t xml:space="preserve">По смыслу разъяснений </w:t>
+      </w:r>
+      <w:proofErr w:type="spellStart"/>
+      <w:r>
+        <w:rPr>
+          <w:rFonts w:ascii="Times New Roman" w:eastAsia="Times New Roman" w:hAnsi="Times New Roman" w:cs="Times New Roman"/>
+        </w:rPr>
+        <w:t>абз</w:t>
+      </w:r>
+      <w:proofErr w:type="spellEnd"/>
+      <w:r>
+        <w:rPr>
+          <w:rFonts w:ascii="Times New Roman" w:eastAsia="Times New Roman" w:hAnsi="Times New Roman" w:cs="Times New Roman"/>
+        </w:rPr>
+        <w:t xml:space="preserve">. 1 п. 39 Постановления Пленума ВС РФ от 13.10.2015 № 45 законодательство не ставит в прямую зависимость необходимость отказа банкроту в установлении </w:t>
+      </w:r>
+      <w:r>
+        <w:rPr>
+          <w:rFonts w:ascii="Times New Roman" w:eastAsia="Times New Roman" w:hAnsi="Times New Roman" w:cs="Times New Roman"/>
+        </w:rPr>
+        <w:lastRenderedPageBreak/>
+        <w:t>денежной компенсации, соразмерной величине прожиточного минимума, по причине отсутствия у него в момент такого обращения иного дохода, в связи с чем, соответствующие денежные средства могут быть исключены из уже сформированной конкурсной массы</w:t>
       </w:r>
       <w:r>
         <w:rPr>
@@ -17865,6 +17104,7 @@
                 <w:rFonts w:ascii="Times New Roman" w:eastAsia="Times New Roman" w:hAnsi="Times New Roman" w:cs="Times New Roman"/>
                 <w:color w:val="000000" w:themeColor="text1"/>
               </w:rPr>
+              <w:lastRenderedPageBreak/>
               <w:t>№ очереди</w:t>
             </w:r>
           </w:p>
@@ -18474,7 +17714,23 @@
                 <w:rFonts w:ascii="Times New Roman" w:eastAsia="Times New Roman" w:hAnsi="Times New Roman" w:cs="Times New Roman"/>
                 <w:color w:val="000000" w:themeColor="text1"/>
               </w:rPr>
-              <w:t>Опубликование сообщений в ЕФРСБ и официальном издании газеты "КоммерсантЪ"</w:t>
+              <w:t>Опубликование сообщений в ЕФРСБ и официальном издании газеты "</w:t>
+            </w:r>
+            <w:proofErr w:type="spellStart"/>
+            <w:r>
+              <w:rPr>
+                <w:rFonts w:ascii="Times New Roman" w:eastAsia="Times New Roman" w:hAnsi="Times New Roman" w:cs="Times New Roman"/>
+                <w:color w:val="000000" w:themeColor="text1"/>
+              </w:rPr>
+              <w:t>КоммерсантЪ</w:t>
+            </w:r>
+            <w:proofErr w:type="spellEnd"/>
+            <w:r>
+              <w:rPr>
+                <w:rFonts w:ascii="Times New Roman" w:eastAsia="Times New Roman" w:hAnsi="Times New Roman" w:cs="Times New Roman"/>
+                <w:color w:val="000000" w:themeColor="text1"/>
+              </w:rPr>
+              <w:t>"</w:t>
             </w:r>
           </w:p>
         </w:tc>
@@ -20219,13 +19475,23 @@
                 <w:szCs w:val="24"/>
               </w:rPr>
             </w:pPr>
+            <w:proofErr w:type="spellStart"/>
             <w:r>
               <w:rPr>
                 <w:rFonts w:ascii="Times New Roman" w:eastAsia="Times New Roman" w:hAnsi="Times New Roman" w:cs="Times New Roman"/>
                 <w:b/>
                 <w:color w:val="000000" w:themeColor="text1"/>
               </w:rPr>
-              <w:t>Сайгушев Д.С.</w:t>
+              <w:t>Сайгушев</w:t>
+            </w:r>
+            <w:proofErr w:type="spellEnd"/>
+            <w:r>
+              <w:rPr>
+                <w:rFonts w:ascii="Times New Roman" w:eastAsia="Times New Roman" w:hAnsi="Times New Roman" w:cs="Times New Roman"/>
+                <w:b/>
+                <w:color w:val="000000" w:themeColor="text1"/>
+              </w:rPr>
+              <w:t xml:space="preserve"> Д.С.</w:t>
             </w:r>
           </w:p>
         </w:tc>
@@ -23125,28 +22391,28 @@
 </file>
 
 <file path=customXml/item1.xml><?xml version="1.0" encoding="utf-8"?>
+<b:Sources xmlns:b="http://schemas.openxmlformats.org/officeDocument/2006/bibliography" xmlns="http://schemas.openxmlformats.org/officeDocument/2006/bibliography" SelectedStyle="\APASixthEditionOfficeOnline.xsl" StyleName="APA" Version="6"/>
+</file>
+
+<file path=customXml/item2.xml><?xml version="1.0" encoding="utf-8"?>
 <go:gDocsCustomXmlDataStorage xmlns:go="http://customooxmlschemas.google.com/" xmlns:r="http://schemas.openxmlformats.org/officeDocument/2006/relationships">
   <go:docsCustomData xmlns:go="http://customooxmlschemas.google.com/" roundtripDataSignature="AMtx7mjynryFD29X7GDNhoh6ZYdxgsQJng==">AMUW2mVJPVAbMU/xqp85AriBCu1Y7GmZF72wRoGk8K+4yEqhC9VYco2fiBxOrK5IL4OR9XPZxq+DiTqLH2dA85BmycQ88mjkCX0SgQAG9NoK4tuLF8GucLfhiRXUem7W5d68LQAuw95y</go:docsCustomData>
 </go:gDocsCustomXmlDataStorage>
 </file>
 
-<file path=customXml/item2.xml><?xml version="1.0" encoding="utf-8"?>
-<b:Sources xmlns:b="http://schemas.openxmlformats.org/officeDocument/2006/bibliography" xmlns="http://schemas.openxmlformats.org/officeDocument/2006/bibliography" SelectedStyle="\APASixthEditionOfficeOnline.xsl" StyleName="APA" Version="6"/>
+<file path=customXml/itemProps1.xml><?xml version="1.0" encoding="utf-8"?>
+<ds:datastoreItem xmlns:ds="http://schemas.openxmlformats.org/officeDocument/2006/customXml" ds:itemID="{E7157972-9F27-4FA2-9CBB-1F4135DB71E1}">
+  <ds:schemaRefs>
+    <ds:schemaRef ds:uri="http://schemas.openxmlformats.org/officeDocument/2006/bibliography"/>
+  </ds:schemaRefs>
+</ds:datastoreItem>
 </file>
 
-<file path=customXml/itemProps1.xml><?xml version="1.0" encoding="utf-8"?>
+<file path=customXml/itemProps2.xml><?xml version="1.0" encoding="utf-8"?>
 <ds:datastoreItem xmlns:ds="http://schemas.openxmlformats.org/officeDocument/2006/customXml" ds:itemID="{11111111-1234-1234-1234-123412341234}">
   <ds:schemaRefs>
     <ds:schemaRef ds:uri="http://customooxmlschemas.google.com/"/>
     <ds:schemaRef ds:uri="http://schemas.openxmlformats.org/officeDocument/2006/relationships"/>
   </ds:schemaRefs>
 </ds:datastoreItem>
-</file>
-
-<file path=customXml/itemProps2.xml><?xml version="1.0" encoding="utf-8"?>
-<ds:datastoreItem xmlns:ds="http://schemas.openxmlformats.org/officeDocument/2006/customXml" ds:itemID="{E7157972-9F27-4FA2-9CBB-1F4135DB71E1}">
-  <ds:schemaRefs>
-    <ds:schemaRef ds:uri="http://schemas.openxmlformats.org/officeDocument/2006/bibliography"/>
-  </ds:schemaRefs>
-</ds:datastoreItem>
 </file>
--- a/generated_docs/generated_document.docx
+++ b/generated_docs/generated_document.docx
@@ -42,7 +42,7 @@
           <w:sz w:val="40"/>
           <w:szCs w:val="40"/>
         </w:rPr>
-        <w:t xml:space="preserve">финансового управляющего о своей деятельности и о результатах проведения процедуры</w:t>
+        <w:t>финансового управляющего о своей деятельности и о результатах проведения процедуры</w:t>
       </w:r>
       <w:r>
         <w:rPr>
@@ -131,7 +131,7 @@
           <w:sz w:val="24"/>
           <w:szCs w:val="24"/>
         </w:rPr>
-        <w:t>06</w:t>
+        <w:t>дата состояния</w:t>
       </w:r>
       <w:r>
         <w:rPr>
@@ -140,43 +140,7 @@
           <w:sz w:val="24"/>
           <w:szCs w:val="24"/>
         </w:rPr>
-        <w:t xml:space="preserve"> "</w:t>
-      </w:r>
-      <w:r>
-        <w:rPr>
-          <w:rFonts w:ascii="Times New Roman" w:eastAsia="Times New Roman" w:hAnsi="Times New Roman" w:cs="Times New Roman"/>
-          <w:color w:val="000000" w:themeColor="text1"/>
-          <w:sz w:val="24"/>
-          <w:szCs w:val="24"/>
-        </w:rPr>
-        <w:t>ноября</w:t>
-      </w:r>
-      <w:r>
-        <w:rPr>
-          <w:rFonts w:ascii="Times New Roman" w:eastAsia="Times New Roman" w:hAnsi="Times New Roman" w:cs="Times New Roman"/>
-          <w:color w:val="000000" w:themeColor="text1"/>
-          <w:sz w:val="24"/>
-          <w:szCs w:val="24"/>
-        </w:rPr>
-        <w:t>" 202</w:t>
-      </w:r>
-      <w:r>
-        <w:rPr>
-          <w:rFonts w:ascii="Times New Roman" w:eastAsia="Times New Roman" w:hAnsi="Times New Roman" w:cs="Times New Roman"/>
-          <w:color w:val="000000" w:themeColor="text1"/>
-          <w:sz w:val="24"/>
-          <w:szCs w:val="24"/>
-        </w:rPr>
-        <w:t xml:space="preserve">5 </w:t>
-      </w:r>
-      <w:r>
-        <w:rPr>
-          <w:rFonts w:ascii="Times New Roman" w:eastAsia="Times New Roman" w:hAnsi="Times New Roman" w:cs="Times New Roman"/>
-          <w:color w:val="000000" w:themeColor="text1"/>
-          <w:sz w:val="24"/>
-          <w:szCs w:val="24"/>
-        </w:rPr>
-        <w:t>года)</w:t>
+        <w:t>)</w:t>
       </w:r>
     </w:p>
     <w:p>
@@ -597,42 +561,7 @@
                 <w:rFonts w:ascii="Times New Roman" w:eastAsia="Times New Roman" w:hAnsi="Times New Roman" w:cs="Times New Roman"/>
                 <w:color w:val="000000" w:themeColor="text1"/>
               </w:rPr>
-              <w:t>06</w:t>
-            </w:r>
-            <w:r>
-              <w:rPr>
-                <w:rFonts w:ascii="Times New Roman" w:eastAsia="Times New Roman" w:hAnsi="Times New Roman" w:cs="Times New Roman"/>
-                <w:color w:val="000000" w:themeColor="text1"/>
-              </w:rPr>
-              <w:t>.</w:t>
-            </w:r>
-            <w:r>
-              <w:rPr>
-                <w:rFonts w:ascii="Times New Roman" w:eastAsia="Times New Roman" w:hAnsi="Times New Roman" w:cs="Times New Roman"/>
-                <w:color w:val="000000" w:themeColor="text1"/>
-              </w:rPr>
-              <w:t>1</w:t>
-            </w:r>
-            <w:r>
-              <w:rPr>
-                <w:rFonts w:ascii="Times New Roman" w:eastAsia="Times New Roman" w:hAnsi="Times New Roman" w:cs="Times New Roman"/>
-                <w:color w:val="000000" w:themeColor="text1"/>
-              </w:rPr>
-              <w:t>1</w:t>
-            </w:r>
-            <w:r>
-              <w:rPr>
-                <w:rFonts w:ascii="Times New Roman" w:eastAsia="Times New Roman" w:hAnsi="Times New Roman" w:cs="Times New Roman"/>
-                <w:color w:val="000000" w:themeColor="text1"/>
-              </w:rPr>
-              <w:t>.202</w:t>
-            </w:r>
-            <w:r>
-              <w:rPr>
-                <w:rFonts w:ascii="Times New Roman" w:eastAsia="Times New Roman" w:hAnsi="Times New Roman" w:cs="Times New Roman"/>
-                <w:color w:val="000000" w:themeColor="text1"/>
-              </w:rPr>
-              <w:t>5</w:t>
+              <w:t>Дата состояния</w:t>
             </w:r>
             <w:r>
               <w:rPr>
@@ -672,21 +601,12 @@
               </w:rPr>
               <w:t xml:space="preserve">г. </w:t>
             </w:r>
-            <w:proofErr w:type="spellStart"/>
-            <w:r>
-              <w:rPr>
-                <w:rFonts w:ascii="Times New Roman" w:eastAsia="Times New Roman" w:hAnsi="Times New Roman" w:cs="Times New Roman"/>
-                <w:color w:val="000000" w:themeColor="text1"/>
-              </w:rPr>
-              <w:t>Ростов</w:t>
-            </w:r>
-            <w:proofErr w:type="spellEnd"/>
-            <w:r>
-              <w:rPr>
-                <w:rFonts w:ascii="Times New Roman" w:eastAsia="Times New Roman" w:hAnsi="Times New Roman" w:cs="Times New Roman"/>
-                <w:color w:val="000000" w:themeColor="text1"/>
-              </w:rPr>
-              <w:t>-на-Дону</w:t>
+            <w:r>
+              <w:rPr>
+                <w:rFonts w:ascii="Times New Roman" w:eastAsia="Times New Roman" w:hAnsi="Times New Roman" w:cs="Times New Roman"/>
+                <w:color w:val="000000" w:themeColor="text1"/>
+              </w:rPr>
+              <w:t>Ростов-на-Дону</w:t>
             </w:r>
           </w:p>
         </w:tc>
@@ -713,23 +633,13 @@
           <w:u w:val="single"/>
         </w:rPr>
       </w:pPr>
-      <w:proofErr w:type="spellStart"/>
       <w:r>
         <w:rPr>
           <w:rFonts w:ascii="Times New Roman" w:eastAsia="Times New Roman" w:hAnsi="Times New Roman" w:cs="Times New Roman"/>
           <w:color w:val="000000" w:themeColor="text1"/>
           <w:u w:val="single"/>
         </w:rPr>
-        <w:t>Сайгушев</w:t>
-      </w:r>
-      <w:proofErr w:type="spellEnd"/>
-      <w:r>
-        <w:rPr>
-          <w:rFonts w:ascii="Times New Roman" w:eastAsia="Times New Roman" w:hAnsi="Times New Roman" w:cs="Times New Roman"/>
-          <w:color w:val="000000" w:themeColor="text1"/>
-          <w:u w:val="single"/>
-        </w:rPr>
-        <w:t xml:space="preserve"> Денис Сергеевич </w:t>
+        <w:t xml:space="preserve">Сайгушев Денис Сергеевич </w:t>
       </w:r>
     </w:p>
     <w:p>
@@ -903,21 +813,7 @@
                 <w:rFonts w:ascii="Times New Roman" w:eastAsia="Times New Roman" w:hAnsi="Times New Roman" w:cs="Times New Roman"/>
                 <w:color w:val="000000" w:themeColor="text1"/>
               </w:rPr>
-              <w:t xml:space="preserve">Арбитражный суд </w:t>
-            </w:r>
-            <w:r>
-              <w:rPr>
-                <w:rFonts w:ascii="Times New Roman" w:eastAsia="Times New Roman" w:hAnsi="Times New Roman" w:cs="Times New Roman"/>
-                <w:color w:val="000000" w:themeColor="text1"/>
-              </w:rPr>
-              <w:t>Новосибирской </w:t>
-            </w:r>
-            <w:r>
-              <w:rPr>
-                <w:rFonts w:ascii="Times New Roman" w:eastAsia="Times New Roman" w:hAnsi="Times New Roman" w:cs="Times New Roman"/>
-                <w:color w:val="000000" w:themeColor="text1"/>
-              </w:rPr>
-              <w:t>области</w:t>
+              <w:t>Суд какой</w:t>
             </w:r>
           </w:p>
         </w:tc>
@@ -955,7 +851,7 @@
                 <w:rFonts w:ascii="Times New Roman" w:eastAsia="Times New Roman" w:hAnsi="Times New Roman" w:cs="Times New Roman"/>
                 <w:color w:val="000000" w:themeColor="text1"/>
               </w:rPr>
-              <w:t xml:space="preserve">Номер дела</w:t>
+              <w:t>Номер дела</w:t>
             </w:r>
           </w:p>
         </w:tc>
@@ -990,7 +886,7 @@
               <w:rPr>
                 <w:rFonts w:ascii="Times New Roman" w:hAnsi="Times New Roman" w:cs="Times New Roman"/>
               </w:rPr>
-              <w:t xml:space="preserve"/>
+              <w:t xml:space="preserve">2022-12-12</w:t>
             </w:r>
           </w:p>
         </w:tc>
@@ -1078,14 +974,35 @@
                 <w:rFonts w:ascii="Times New Roman" w:eastAsia="Times New Roman" w:hAnsi="Times New Roman" w:cs="Times New Roman"/>
                 <w:color w:val="000000" w:themeColor="text1"/>
               </w:rPr>
-              <w:t xml:space="preserve">Арбитражного суда </w:t>
-            </w:r>
-            <w:r>
-              <w:rPr>
-                <w:rFonts w:ascii="Times New Roman" w:eastAsia="Times New Roman" w:hAnsi="Times New Roman" w:cs="Times New Roman"/>
-                <w:color w:val="000000" w:themeColor="text1"/>
-              </w:rPr>
-              <w:t>Новосибирской области от 06.05.2025 по делу № А45-10491/2025</w:t>
+              <w:t>суд какой</w:t>
+            </w:r>
+            <w:r>
+              <w:rPr>
+                <w:rFonts w:ascii="Times New Roman" w:eastAsia="Times New Roman" w:hAnsi="Times New Roman" w:cs="Times New Roman"/>
+                <w:color w:val="000000" w:themeColor="text1"/>
+              </w:rPr>
+              <w:t xml:space="preserve"> от </w:t>
+            </w:r>
+            <w:r>
+              <w:rPr>
+                <w:rFonts w:ascii="Times New Roman" w:eastAsia="Times New Roman" w:hAnsi="Times New Roman" w:cs="Times New Roman"/>
+                <w:color w:val="000000" w:themeColor="text1"/>
+              </w:rPr>
+              <w:t>дата состояния</w:t>
+            </w:r>
+            <w:r>
+              <w:rPr>
+                <w:rFonts w:ascii="Times New Roman" w:eastAsia="Times New Roman" w:hAnsi="Times New Roman" w:cs="Times New Roman"/>
+                <w:color w:val="000000" w:themeColor="text1"/>
+              </w:rPr>
+              <w:t xml:space="preserve"> по делу </w:t>
+            </w:r>
+            <w:r>
+              <w:rPr>
+                <w:rFonts w:ascii="Times New Roman" w:eastAsia="Times New Roman" w:hAnsi="Times New Roman" w:cs="Times New Roman"/>
+                <w:color w:val="000000" w:themeColor="text1"/>
+              </w:rPr>
+              <w:t>номер дела</w:t>
             </w:r>
             <w:r>
               <w:rPr>
@@ -1203,21 +1120,12 @@
               </w:rPr>
               <w:t xml:space="preserve">финансовым управляющим утвержден </w:t>
             </w:r>
-            <w:proofErr w:type="spellStart"/>
-            <w:r>
-              <w:rPr>
-                <w:rFonts w:ascii="Times New Roman" w:eastAsia="Times New Roman" w:hAnsi="Times New Roman" w:cs="Times New Roman"/>
-                <w:color w:val="000000" w:themeColor="text1"/>
-              </w:rPr>
-              <w:t>Сайгушев</w:t>
-            </w:r>
-            <w:proofErr w:type="spellEnd"/>
-            <w:r>
-              <w:rPr>
-                <w:rFonts w:ascii="Times New Roman" w:eastAsia="Times New Roman" w:hAnsi="Times New Roman" w:cs="Times New Roman"/>
-                <w:color w:val="000000" w:themeColor="text1"/>
-              </w:rPr>
-              <w:t xml:space="preserve"> Денис Сергеевич</w:t>
+            <w:r>
+              <w:rPr>
+                <w:rFonts w:ascii="Times New Roman" w:eastAsia="Times New Roman" w:hAnsi="Times New Roman" w:cs="Times New Roman"/>
+                <w:color w:val="000000" w:themeColor="text1"/>
+              </w:rPr>
+              <w:t>Сайгушев Денис Сергеевич</w:t>
             </w:r>
           </w:p>
         </w:tc>
@@ -1508,21 +1416,12 @@
                 <w:szCs w:val="24"/>
               </w:rPr>
             </w:pPr>
-            <w:proofErr w:type="spellStart"/>
-            <w:r>
-              <w:rPr>
-                <w:rFonts w:ascii="Times New Roman" w:eastAsia="Times New Roman" w:hAnsi="Times New Roman" w:cs="Times New Roman"/>
-                <w:color w:val="000000" w:themeColor="text1"/>
-              </w:rPr>
-              <w:t>Сайгушев</w:t>
-            </w:r>
-            <w:proofErr w:type="spellEnd"/>
-            <w:r>
-              <w:rPr>
-                <w:rFonts w:ascii="Times New Roman" w:eastAsia="Times New Roman" w:hAnsi="Times New Roman" w:cs="Times New Roman"/>
-                <w:color w:val="000000" w:themeColor="text1"/>
-              </w:rPr>
-              <w:t xml:space="preserve"> Денис Сергеевич</w:t>
+            <w:r>
+              <w:rPr>
+                <w:rFonts w:ascii="Times New Roman" w:eastAsia="Times New Roman" w:hAnsi="Times New Roman" w:cs="Times New Roman"/>
+                <w:color w:val="000000" w:themeColor="text1"/>
+              </w:rPr>
+              <w:t>Сайгушев Денис Сергеевич</w:t>
             </w:r>
           </w:p>
         </w:tc>
@@ -2222,27 +2121,7 @@
                 <w:sz w:val="24"/>
                 <w:szCs w:val="24"/>
               </w:rPr>
-              <w:t xml:space="preserve">344082, г. </w:t>
-            </w:r>
-            <w:proofErr w:type="spellStart"/>
-            <w:r>
-              <w:rPr>
-                <w:rFonts w:ascii="Times New Roman" w:eastAsia="Times New Roman" w:hAnsi="Times New Roman" w:cs="Times New Roman"/>
-                <w:color w:val="000000" w:themeColor="text1"/>
-                <w:sz w:val="24"/>
-                <w:szCs w:val="24"/>
-              </w:rPr>
-              <w:t>Ростов</w:t>
-            </w:r>
-            <w:proofErr w:type="spellEnd"/>
-            <w:r>
-              <w:rPr>
-                <w:rFonts w:ascii="Times New Roman" w:eastAsia="Times New Roman" w:hAnsi="Times New Roman" w:cs="Times New Roman"/>
-                <w:color w:val="000000" w:themeColor="text1"/>
-                <w:sz w:val="24"/>
-                <w:szCs w:val="24"/>
-              </w:rPr>
-              <w:t>-на-Дону, а/я 22</w:t>
+              <w:t>344082, г. Ростов-на-Дону, а/я 22</w:t>
             </w:r>
           </w:p>
         </w:tc>
@@ -2933,17 +2812,8 @@
                 <w:rFonts w:ascii="Times New Roman" w:eastAsia="Times New Roman" w:hAnsi="Times New Roman" w:cs="Times New Roman"/>
                 <w:color w:val="000000" w:themeColor="text1"/>
               </w:rPr>
-              <w:t xml:space="preserve">Тел., факс, </w:t>
-            </w:r>
-            <w:proofErr w:type="spellStart"/>
-            <w:r>
-              <w:rPr>
-                <w:rFonts w:ascii="Times New Roman" w:eastAsia="Times New Roman" w:hAnsi="Times New Roman" w:cs="Times New Roman"/>
-                <w:color w:val="000000" w:themeColor="text1"/>
-              </w:rPr>
-              <w:t>e-mail</w:t>
-            </w:r>
-            <w:proofErr w:type="spellEnd"/>
+              <w:t>Тел., факс, e-mail</w:t>
+            </w:r>
           </w:p>
         </w:tc>
         <w:tc>
@@ -5409,22 +5279,7 @@
           <w:color w:val="000000" w:themeColor="text1"/>
         </w:rPr>
         <w:tab/>
-      </w:r>
-      <w:proofErr w:type="spellStart"/>
-      <w:r>
-        <w:rPr>
-          <w:rFonts w:ascii="Times New Roman" w:eastAsia="Times New Roman" w:hAnsi="Times New Roman" w:cs="Times New Roman"/>
-          <w:color w:val="000000" w:themeColor="text1"/>
-        </w:rPr>
-        <w:t>Сайгушева</w:t>
-      </w:r>
-      <w:proofErr w:type="spellEnd"/>
-      <w:r>
-        <w:rPr>
-          <w:rFonts w:ascii="Times New Roman" w:eastAsia="Times New Roman" w:hAnsi="Times New Roman" w:cs="Times New Roman"/>
-          <w:color w:val="000000" w:themeColor="text1"/>
-        </w:rPr>
-        <w:t xml:space="preserve"> Дениса Сергеевича</w:t>
+        <w:t>Сайгушева Дениса Сергеевича</w:t>
       </w:r>
       <w:r>
         <w:rPr>
@@ -7707,6 +7562,7 @@
                 <w:color w:val="000000" w:themeColor="text1"/>
                 <w:sz w:val="24"/>
                 <w:szCs w:val="24"/>
+                <w:lang w:val="en-US"/>
               </w:rPr>
             </w:pPr>
             <w:r>
@@ -7714,8 +7570,9 @@
                 <w:rFonts w:ascii="Times New Roman" w:eastAsia="Times New Roman" w:hAnsi="Times New Roman" w:cs="Times New Roman"/>
                 <w:b/>
                 <w:color w:val="000000" w:themeColor="text1"/>
-              </w:rPr>
-              <w:t>443 273,80</w:t>
+                <w:lang w:val="en-US"/>
+              </w:rPr>
+              <w:t xml:space="preserve">31716.0</w:t>
             </w:r>
           </w:p>
         </w:tc>
@@ -8155,6 +8012,70 @@
               <w:t xml:space="preserve"/>
             </w:r>
           </w:p>
+          <w:p>
+            <w:pPr>
+              <w:spacing w:after="0" w:line="240" w:lineRule="auto"/>
+              <w:jc w:val="both"/>
+              <w:rPr>
+                <w:lang w:val="en-US"/>
+              </w:rPr>
+            </w:pPr>
+            <w:r>
+              <w:rPr>
+                <w:lang w:val="en-US"/>
+              </w:rPr>
+              <w:t xml:space="preserve">ООО Т БАНК</w:t>
+            </w:r>
+          </w:p>
+          <w:p>
+            <w:pPr>
+              <w:spacing w:after="0" w:line="240" w:lineRule="auto"/>
+              <w:jc w:val="both"/>
+              <w:rPr>
+                <w:rFonts w:ascii="Times New Roman" w:eastAsia="Times New Roman" w:hAnsi="Times New Roman" w:cs="Times New Roman"/>
+                <w:color w:val="000000" w:themeColor="text1"/>
+                <w:lang w:val="en-US"/>
+              </w:rPr>
+            </w:pPr>
+            <w:r>
+              <w:rPr>
+                <w:lang w:val="en-US"/>
+              </w:rPr>
+              <w:t xml:space="preserve"/>
+            </w:r>
+          </w:p>
+          <w:p>
+            <w:pPr>
+              <w:spacing w:after="0" w:line="240" w:lineRule="auto"/>
+              <w:jc w:val="both"/>
+              <w:rPr>
+                <w:lang w:val="en-US"/>
+              </w:rPr>
+            </w:pPr>
+            <w:r>
+              <w:rPr>
+                <w:lang w:val="en-US"/>
+              </w:rPr>
+              <w:t xml:space="preserve">ОЗОН</w:t>
+            </w:r>
+          </w:p>
+          <w:p>
+            <w:pPr>
+              <w:spacing w:after="0" w:line="240" w:lineRule="auto"/>
+              <w:jc w:val="both"/>
+              <w:rPr>
+                <w:rFonts w:ascii="Times New Roman" w:eastAsia="Times New Roman" w:hAnsi="Times New Roman" w:cs="Times New Roman"/>
+                <w:color w:val="000000" w:themeColor="text1"/>
+                <w:lang w:val="en-US"/>
+              </w:rPr>
+            </w:pPr>
+            <w:r>
+              <w:rPr>
+                <w:lang w:val="en-US"/>
+              </w:rPr>
+              <w:t xml:space="preserve"/>
+            </w:r>
+          </w:p>
         </w:tc>
         <w:tc>
           <w:tcPr>
@@ -8213,7 +8134,7 @@
                 <w:color w:val="000000" w:themeColor="text1"/>
                 <w:lang w:val="en-US"/>
               </w:rPr>
-              <w:t xml:space="preserve">0</w:t>
+              <w:t xml:space="preserve">30000.0</w:t>
             </w:r>
           </w:p>
           <w:p>
@@ -8283,23 +8204,21 @@
               <w:t xml:space="preserve"/>
             </w:r>
           </w:p>
-        </w:tc>
-        <w:tc>
-          <w:tcPr>
-            <w:tcW w:w="1843" w:type="dxa"/>
-            <w:tcBorders>
-              <w:top w:val="single" w:sz="4" w:space="0" w:color="000000"/>
-              <w:left w:val="single" w:sz="4" w:space="0" w:color="000000"/>
-              <w:bottom w:val="single" w:sz="4" w:space="0" w:color="000000"/>
-              <w:right w:val="single" w:sz="4" w:space="0" w:color="000000"/>
-            </w:tcBorders>
-            <w:tcMar>
-              <w:top w:w="0" w:type="dxa"/>
-              <w:left w:w="108" w:type="dxa"/>
-              <w:bottom w:w="0" w:type="dxa"/>
-              <w:right w:w="108" w:type="dxa"/>
-            </w:tcMar>
-          </w:tcPr>
+          <w:p>
+            <w:pPr>
+              <w:spacing w:after="0" w:line="240" w:lineRule="auto"/>
+              <w:jc w:val="center"/>
+              <w:rPr>
+                <w:lang w:val="en-US"/>
+              </w:rPr>
+            </w:pPr>
+            <w:r>
+              <w:rPr>
+                <w:lang w:val="en-US"/>
+              </w:rPr>
+              <w:t xml:space="preserve">10000.0</w:t>
+            </w:r>
+          </w:p>
           <w:p>
             <w:pPr>
               <w:spacing w:after="0" w:line="240" w:lineRule="auto"/>
@@ -8312,6 +8231,27 @@
                 <w:lang w:val="en-US"/>
               </w:rPr>
             </w:pPr>
+            <w:r>
+              <w:rPr>
+                <w:lang w:val="en-US"/>
+              </w:rPr>
+              <w:t xml:space="preserve"/>
+            </w:r>
+          </w:p>
+          <w:p>
+            <w:pPr>
+              <w:spacing w:after="0" w:line="240" w:lineRule="auto"/>
+              <w:jc w:val="center"/>
+              <w:rPr>
+                <w:lang w:val="en-US"/>
+              </w:rPr>
+            </w:pPr>
+            <w:r>
+              <w:rPr>
+                <w:lang w:val="en-US"/>
+              </w:rPr>
+              <w:t xml:space="preserve">20000.0</w:t>
+            </w:r>
           </w:p>
           <w:p>
             <w:pPr>
@@ -8325,7 +8265,30 @@
                 <w:lang w:val="en-US"/>
               </w:rPr>
             </w:pPr>
-          </w:p>
+            <w:r>
+              <w:rPr>
+                <w:lang w:val="en-US"/>
+              </w:rPr>
+              <w:t xml:space="preserve"/>
+            </w:r>
+          </w:p>
+        </w:tc>
+        <w:tc>
+          <w:tcPr>
+            <w:tcW w:w="1843" w:type="dxa"/>
+            <w:tcBorders>
+              <w:top w:val="single" w:sz="4" w:space="0" w:color="000000"/>
+              <w:left w:val="single" w:sz="4" w:space="0" w:color="000000"/>
+              <w:bottom w:val="single" w:sz="4" w:space="0" w:color="000000"/>
+              <w:right w:val="single" w:sz="4" w:space="0" w:color="000000"/>
+            </w:tcBorders>
+            <w:tcMar>
+              <w:top w:w="0" w:type="dxa"/>
+              <w:left w:w="108" w:type="dxa"/>
+              <w:bottom w:w="0" w:type="dxa"/>
+              <w:right w:w="108" w:type="dxa"/>
+            </w:tcMar>
+          </w:tcPr>
           <w:p>
             <w:pPr>
               <w:spacing w:after="0" w:line="240" w:lineRule="auto"/>
@@ -8351,7 +8314,11 @@
                 <w:lang w:val="en-US"/>
               </w:rPr>
             </w:pPr>
-            <w:r>
+          </w:p>
+          <w:p>
+            <w:pPr>
+              <w:spacing w:after="0" w:line="240" w:lineRule="auto"/>
+              <w:jc w:val="center"/>
               <w:rPr>
                 <w:rFonts w:ascii="Times New Roman" w:eastAsia="Times New Roman" w:hAnsi="Times New Roman" w:cs="Times New Roman"/>
                 <w:b/>
@@ -8359,8 +8326,7 @@
                 <w:color w:val="000000" w:themeColor="text1"/>
                 <w:lang w:val="en-US"/>
               </w:rPr>
-              <w:t xml:space="preserve">80000.0</w:t>
-            </w:r>
+            </w:pPr>
           </w:p>
           <w:p>
             <w:pPr>
@@ -8374,11 +8340,7 @@
                 <w:lang w:val="en-US"/>
               </w:rPr>
             </w:pPr>
-          </w:p>
-          <w:p>
-            <w:pPr>
-              <w:spacing w:after="0" w:line="240" w:lineRule="auto"/>
-              <w:jc w:val="center"/>
+            <w:r>
               <w:rPr>
                 <w:rFonts w:ascii="Times New Roman" w:eastAsia="Times New Roman" w:hAnsi="Times New Roman" w:cs="Times New Roman"/>
                 <w:b/>
@@ -8386,7 +8348,8 @@
                 <w:color w:val="000000" w:themeColor="text1"/>
                 <w:lang w:val="en-US"/>
               </w:rPr>
-            </w:pPr>
+              <w:t xml:space="preserve">100000.0</w:t>
+            </w:r>
           </w:p>
           <w:p>
             <w:pPr>
@@ -8406,13 +8369,101 @@
               <w:spacing w:after="0" w:line="240" w:lineRule="auto"/>
               <w:jc w:val="center"/>
               <w:rPr>
+                <w:rFonts w:ascii="Times New Roman" w:eastAsia="Times New Roman" w:hAnsi="Times New Roman" w:cs="Times New Roman"/>
+                <w:b/>
+                <w:bCs/>
+                <w:color w:val="000000" w:themeColor="text1"/>
                 <w:lang w:val="en-US"/>
               </w:rPr>
             </w:pPr>
-            <w:r>
-              <w:rPr>
+          </w:p>
+          <w:p>
+            <w:pPr>
+              <w:spacing w:after="0" w:line="240" w:lineRule="auto"/>
+              <w:jc w:val="center"/>
+              <w:rPr>
+                <w:rFonts w:ascii="Times New Roman" w:eastAsia="Times New Roman" w:hAnsi="Times New Roman" w:cs="Times New Roman"/>
+                <w:b/>
+                <w:bCs/>
+                <w:color w:val="000000" w:themeColor="text1"/>
                 <w:lang w:val="en-US"/>
               </w:rPr>
+            </w:pPr>
+          </w:p>
+          <w:p>
+            <w:pPr>
+              <w:spacing w:after="0" w:line="240" w:lineRule="auto"/>
+              <w:jc w:val="center"/>
+              <w:rPr>
+                <w:lang w:val="en-US"/>
+              </w:rPr>
+            </w:pPr>
+            <w:r>
+              <w:rPr>
+                <w:lang w:val="en-US"/>
+              </w:rPr>
+              <w:t xml:space="preserve"/>
+            </w:r>
+          </w:p>
+          <w:p>
+            <w:pPr>
+              <w:spacing w:after="0" w:line="240" w:lineRule="auto"/>
+              <w:jc w:val="center"/>
+              <w:rPr>
+                <w:lang w:val="en-US"/>
+              </w:rPr>
+            </w:pPr>
+            <w:r>
+              <w:rPr>
+                <w:lang w:val="en-US"/>
+              </w:rPr>
+              <w:t xml:space="preserve">33333.33</w:t>
+            </w:r>
+          </w:p>
+          <w:p>
+            <w:pPr>
+              <w:spacing w:after="0" w:line="240" w:lineRule="auto"/>
+              <w:jc w:val="center"/>
+              <w:rPr>
+                <w:rFonts w:ascii="Times New Roman" w:eastAsia="Times New Roman" w:hAnsi="Times New Roman" w:cs="Times New Roman"/>
+                <w:b/>
+                <w:bCs/>
+                <w:color w:val="000000" w:themeColor="text1"/>
+                <w:lang w:val="en-US"/>
+              </w:rPr>
+            </w:pPr>
+            <w:r>
+              <w:t xml:space="preserve"/>
+            </w:r>
+          </w:p>
+          <w:p>
+            <w:pPr>
+              <w:spacing w:after="0" w:line="240" w:lineRule="auto"/>
+              <w:jc w:val="center"/>
+              <w:rPr>
+                <w:lang w:val="en-US"/>
+              </w:rPr>
+            </w:pPr>
+            <w:r>
+              <w:rPr>
+                <w:lang w:val="en-US"/>
+              </w:rPr>
+              <w:t xml:space="preserve">66666.67</w:t>
+            </w:r>
+          </w:p>
+          <w:p>
+            <w:pPr>
+              <w:spacing w:after="0" w:line="240" w:lineRule="auto"/>
+              <w:jc w:val="center"/>
+              <w:rPr>
+                <w:rFonts w:ascii="Times New Roman" w:eastAsia="Times New Roman" w:hAnsi="Times New Roman" w:cs="Times New Roman"/>
+                <w:b/>
+                <w:bCs/>
+                <w:color w:val="000000" w:themeColor="text1"/>
+                <w:lang w:val="en-US"/>
+              </w:rPr>
+            </w:pPr>
+            <w:r>
               <w:t xml:space="preserve"/>
             </w:r>
           </w:p>
@@ -8557,42 +8608,92 @@
               <w:rPr>
                 <w:rFonts w:ascii="Times New Roman" w:eastAsia="Times New Roman" w:hAnsi="Times New Roman" w:cs="Times New Roman"/>
                 <w:color w:val="000000" w:themeColor="text1"/>
-              </w:rPr>
-            </w:pPr>
-            <w:r>
-              <w:rPr>
-                <w:rFonts w:ascii="Times New Roman" w:eastAsia="Times New Roman" w:hAnsi="Times New Roman" w:cs="Times New Roman"/>
-                <w:color w:val="000000" w:themeColor="text1"/>
-              </w:rPr>
-              <w:t>В том числе:</w:t>
-            </w:r>
-            <w:r>
-              <w:rPr>
-                <w:rFonts w:ascii="Times New Roman" w:eastAsia="Times New Roman" w:hAnsi="Times New Roman" w:cs="Times New Roman"/>
-                <w:color w:val="000000" w:themeColor="text1"/>
+                <w:lang w:val="en-US"/>
+              </w:rPr>
+            </w:pPr>
+            <w:r>
+              <w:rPr>
+                <w:rFonts w:ascii="Times New Roman" w:eastAsia="Times New Roman" w:hAnsi="Times New Roman" w:cs="Times New Roman"/>
+                <w:color w:val="000000" w:themeColor="text1"/>
+              </w:rPr>
+              <w:t>В</w:t>
+            </w:r>
+            <w:r>
+              <w:rPr>
+                <w:rFonts w:ascii="Times New Roman" w:eastAsia="Times New Roman" w:hAnsi="Times New Roman" w:cs="Times New Roman"/>
+                <w:color w:val="000000" w:themeColor="text1"/>
+                <w:lang w:val="en-US"/>
               </w:rPr>
               <w:t xml:space="preserve"> </w:t>
             </w:r>
+            <w:r>
+              <w:rPr>
+                <w:rFonts w:ascii="Times New Roman" w:eastAsia="Times New Roman" w:hAnsi="Times New Roman" w:cs="Times New Roman"/>
+                <w:color w:val="000000" w:themeColor="text1"/>
+              </w:rPr>
+              <w:t>том</w:t>
+            </w:r>
+            <w:r>
+              <w:rPr>
+                <w:rFonts w:ascii="Times New Roman" w:eastAsia="Times New Roman" w:hAnsi="Times New Roman" w:cs="Times New Roman"/>
+                <w:color w:val="000000" w:themeColor="text1"/>
+                <w:lang w:val="en-US"/>
+              </w:rPr>
+              <w:t xml:space="preserve"> </w:t>
+            </w:r>
+            <w:r>
+              <w:rPr>
+                <w:rFonts w:ascii="Times New Roman" w:eastAsia="Times New Roman" w:hAnsi="Times New Roman" w:cs="Times New Roman"/>
+                <w:color w:val="000000" w:themeColor="text1"/>
+              </w:rPr>
+              <w:t>числе</w:t>
+            </w:r>
+            <w:r>
+              <w:rPr>
+                <w:rFonts w:ascii="Times New Roman" w:eastAsia="Times New Roman" w:hAnsi="Times New Roman" w:cs="Times New Roman"/>
+                <w:color w:val="000000" w:themeColor="text1"/>
+                <w:lang w:val="en-US"/>
+              </w:rPr>
+              <w:t xml:space="preserve">:</w:t>
+            </w:r>
+            <w:r>
+              <w:rPr>
+                <w:rFonts w:ascii="Times New Roman" w:eastAsia="Times New Roman" w:hAnsi="Times New Roman" w:cs="Times New Roman"/>
+                <w:color w:val="000000" w:themeColor="text1"/>
+                <w:lang w:val="en-US"/>
+              </w:rPr>
+              <w:t xml:space="preserve"> </w:t>
+            </w:r>
           </w:p>
           <w:p>
             <w:pPr>
               <w:spacing w:after="0" w:line="240" w:lineRule="auto"/>
               <w:jc w:val="both"/>
               <w:rPr>
-                <w:rFonts w:ascii="Times New Roman" w:eastAsia="Times New Roman" w:hAnsi="Times New Roman" w:cs="Times New Roman"/>
-                <w:color w:val="000000" w:themeColor="text1"/>
-              </w:rPr>
-            </w:pPr>
+                <w:lang w:val="en-US"/>
+              </w:rPr>
+            </w:pPr>
+            <w:r>
+              <w:rPr>
+                <w:lang w:val="en-US"/>
+              </w:rPr>
+              <w:t xml:space="preserve"/>
+            </w:r>
           </w:p>
           <w:p>
             <w:pPr>
               <w:spacing w:after="0" w:line="240" w:lineRule="auto"/>
               <w:jc w:val="both"/>
               <w:rPr>
-                <w:rFonts w:ascii="Times New Roman" w:eastAsia="Times New Roman" w:hAnsi="Times New Roman" w:cs="Times New Roman"/>
-                <w:color w:val="000000" w:themeColor="text1"/>
-              </w:rPr>
-            </w:pPr>
+                <w:lang w:val="en-US"/>
+              </w:rPr>
+            </w:pPr>
+            <w:r>
+              <w:rPr>
+                <w:lang w:val="en-US"/>
+              </w:rPr>
+              <w:t xml:space="preserve">УБЫТОК 1</w:t>
+            </w:r>
           </w:p>
           <w:p>
             <w:pPr>
@@ -8605,24 +8706,9 @@
             </w:pPr>
             <w:r>
               <w:rPr>
-                <w:rFonts w:ascii="Times New Roman" w:eastAsia="Times New Roman" w:hAnsi="Times New Roman" w:cs="Times New Roman"/>
-                <w:color w:val="000000" w:themeColor="text1"/>
-              </w:rPr>
-              <w:t xml:space="preserve">1. </w:t>
-            </w:r>
-            <w:r>
-              <w:rPr>
-                <w:rFonts w:ascii="Times New Roman" w:eastAsia="Times New Roman" w:hAnsi="Times New Roman" w:cs="Times New Roman"/>
-                <w:color w:val="000000" w:themeColor="text1"/>
-              </w:rPr>
-              <w:t xml:space="preserve">ООО ПКО </w:t>
-            </w:r>
-            <w:r>
-              <w:rPr>
-                <w:rFonts w:ascii="Times New Roman" w:eastAsia="Times New Roman" w:hAnsi="Times New Roman" w:cs="Times New Roman"/>
-                <w:color w:val="000000" w:themeColor="text1"/>
-              </w:rPr>
-              <w:t>«ССПВ»</w:t>
+                <w:lang w:val="en-US"/>
+              </w:rPr>
+              <w:t xml:space="preserve"/>
             </w:r>
           </w:p>
           <w:p>
@@ -8630,10 +8716,15 @@
               <w:spacing w:after="0" w:line="240" w:lineRule="auto"/>
               <w:jc w:val="both"/>
               <w:rPr>
-                <w:rFonts w:ascii="Times New Roman" w:eastAsia="Times New Roman" w:hAnsi="Times New Roman" w:cs="Times New Roman"/>
-                <w:color w:val="000000" w:themeColor="text1"/>
-              </w:rPr>
-            </w:pPr>
+                <w:lang w:val="en-US"/>
+              </w:rPr>
+            </w:pPr>
+            <w:r>
+              <w:rPr>
+                <w:lang w:val="en-US"/>
+              </w:rPr>
+              <w:t xml:space="preserve">УБЫТОК 2</w:t>
+            </w:r>
           </w:p>
           <w:p>
             <w:pPr>
@@ -8646,17 +8737,9 @@
             </w:pPr>
             <w:r>
               <w:rPr>
-                <w:rFonts w:ascii="Times New Roman" w:eastAsia="Times New Roman" w:hAnsi="Times New Roman" w:cs="Times New Roman"/>
-                <w:color w:val="000000" w:themeColor="text1"/>
-              </w:rPr>
-              <w:t xml:space="preserve">2. ООО ПКО </w:t>
-            </w:r>
-            <w:r>
-              <w:rPr>
-                <w:rFonts w:ascii="Times New Roman" w:eastAsia="Times New Roman" w:hAnsi="Times New Roman" w:cs="Times New Roman"/>
-                <w:color w:val="000000" w:themeColor="text1"/>
-              </w:rPr>
-              <w:t>«ССПВ»</w:t>
+                <w:lang w:val="en-US"/>
+              </w:rPr>
+              <w:t xml:space="preserve"/>
             </w:r>
           </w:p>
           <w:p>
@@ -8678,34 +8761,16 @@
                 <w:color w:val="000000" w:themeColor="text1"/>
               </w:rPr>
             </w:pPr>
-            <w:r>
-              <w:rPr>
-                <w:rFonts w:ascii="Times New Roman" w:eastAsia="Times New Roman" w:hAnsi="Times New Roman" w:cs="Times New Roman"/>
-                <w:color w:val="000000" w:themeColor="text1"/>
-              </w:rPr>
-              <w:t xml:space="preserve">2. </w:t>
-            </w:r>
-            <w:r>
-              <w:rPr>
-                <w:rFonts w:ascii="Times New Roman" w:eastAsia="Times New Roman" w:hAnsi="Times New Roman" w:cs="Times New Roman"/>
-                <w:color w:val="000000" w:themeColor="text1"/>
-              </w:rPr>
-              <w:t xml:space="preserve">ООО </w:t>
-            </w:r>
-            <w:r>
-              <w:rPr>
-                <w:rFonts w:ascii="Times New Roman" w:eastAsia="Times New Roman" w:hAnsi="Times New Roman" w:cs="Times New Roman"/>
-                <w:color w:val="000000" w:themeColor="text1"/>
-              </w:rPr>
-              <w:t>ПКО</w:t>
-            </w:r>
-            <w:r>
-              <w:rPr>
-                <w:rFonts w:ascii="Times New Roman" w:eastAsia="Times New Roman" w:hAnsi="Times New Roman" w:cs="Times New Roman"/>
-                <w:color w:val="000000" w:themeColor="text1"/>
-              </w:rPr>
-              <w:t xml:space="preserve"> "ФИЛБЕРТ"</w:t>
-            </w:r>
+          </w:p>
+          <w:p>
+            <w:pPr>
+              <w:spacing w:after="0" w:line="240" w:lineRule="auto"/>
+              <w:jc w:val="both"/>
+              <w:rPr>
+                <w:rFonts w:ascii="Times New Roman" w:eastAsia="Times New Roman" w:hAnsi="Times New Roman" w:cs="Times New Roman"/>
+                <w:color w:val="000000" w:themeColor="text1"/>
+              </w:rPr>
+            </w:pPr>
           </w:p>
         </w:tc>
         <w:tc>
@@ -8731,6 +8796,7 @@
                 <w:rFonts w:ascii="Times New Roman" w:eastAsia="Times New Roman" w:hAnsi="Times New Roman" w:cs="Times New Roman"/>
                 <w:color w:val="000000" w:themeColor="text1"/>
                 <w:highlight w:val="yellow"/>
+                <w:lang w:val="en-US"/>
               </w:rPr>
             </w:pPr>
           </w:p>
@@ -8743,6 +8809,8 @@
                 <w:b/>
                 <w:bCs/>
                 <w:color w:val="000000" w:themeColor="text1"/>
+                <w:highlight w:val="yellow"/>
+                <w:lang w:val="en-US"/>
               </w:rPr>
             </w:pPr>
             <w:r>
@@ -8750,8 +8818,9 @@
                 <w:rFonts w:ascii="Times New Roman" w:eastAsia="Times New Roman" w:hAnsi="Times New Roman" w:cs="Times New Roman"/>
                 <w:b/>
                 <w:color w:val="000000" w:themeColor="text1"/>
-              </w:rPr>
-              <w:t>3 690,00</w:t>
+                <w:lang w:val="en-US"/>
+              </w:rPr>
+              <w:t xml:space="preserve">1716.0</w:t>
             </w:r>
           </w:p>
           <w:p>
@@ -8764,6 +8833,7 @@
                 <w:bCs/>
                 <w:color w:val="000000" w:themeColor="text1"/>
                 <w:highlight w:val="yellow"/>
+                <w:lang w:val="en-US"/>
               </w:rPr>
             </w:pPr>
           </w:p>
@@ -8777,6 +8847,7 @@
                 <w:bCs/>
                 <w:color w:val="000000" w:themeColor="text1"/>
                 <w:highlight w:val="yellow"/>
+                <w:lang w:val="en-US"/>
               </w:rPr>
             </w:pPr>
           </w:p>
@@ -8790,6 +8861,7 @@
                 <w:bCs/>
                 <w:color w:val="000000" w:themeColor="text1"/>
                 <w:highlight w:val="yellow"/>
+                <w:lang w:val="en-US"/>
               </w:rPr>
             </w:pPr>
           </w:p>
@@ -8803,21 +8875,99 @@
                 <w:bCs/>
                 <w:color w:val="000000" w:themeColor="text1"/>
                 <w:highlight w:val="yellow"/>
-              </w:rPr>
-            </w:pPr>
-          </w:p>
-          <w:p>
-            <w:pPr>
-              <w:spacing w:after="0" w:line="240" w:lineRule="auto"/>
-              <w:jc w:val="center"/>
+                <w:lang w:val="en-US"/>
+              </w:rPr>
+            </w:pPr>
+          </w:p>
+          <w:p>
+            <w:pPr>
+              <w:spacing w:after="0" w:line="240" w:lineRule="auto"/>
               <w:rPr>
                 <w:rFonts w:ascii="Times New Roman" w:eastAsia="Times New Roman" w:hAnsi="Times New Roman" w:cs="Times New Roman"/>
                 <w:b/>
                 <w:bCs/>
                 <w:color w:val="000000" w:themeColor="text1"/>
                 <w:highlight w:val="yellow"/>
-              </w:rPr>
-            </w:pPr>
+                <w:lang w:val="en-US"/>
+              </w:rPr>
+            </w:pPr>
+          </w:p>
+          <w:p>
+            <w:pPr>
+              <w:spacing w:after="0" w:line="240" w:lineRule="auto"/>
+              <w:jc w:val="both"/>
+              <w:rPr>
+                <w:lang w:val="en-US"/>
+              </w:rPr>
+            </w:pPr>
+            <w:r>
+              <w:rPr>
+                <w:lang w:val="en-US"/>
+              </w:rPr>
+              <w:t xml:space="preserve"/>
+            </w:r>
+          </w:p>
+          <w:p>
+            <w:pPr>
+              <w:spacing w:after="0" w:line="240" w:lineRule="auto"/>
+              <w:jc w:val="both"/>
+              <w:rPr>
+                <w:lang w:val="en-US"/>
+              </w:rPr>
+            </w:pPr>
+            <w:r>
+              <w:rPr>
+                <w:lang w:val="en-US"/>
+              </w:rPr>
+              <w:t xml:space="preserve">228.0</w:t>
+            </w:r>
+          </w:p>
+          <w:p>
+            <w:pPr>
+              <w:spacing w:after="0" w:line="240" w:lineRule="auto"/>
+              <w:jc w:val="both"/>
+              <w:rPr>
+                <w:rFonts w:ascii="Times New Roman" w:eastAsia="Times New Roman" w:hAnsi="Times New Roman" w:cs="Times New Roman"/>
+                <w:color w:val="000000" w:themeColor="text1"/>
+              </w:rPr>
+            </w:pPr>
+            <w:r>
+              <w:rPr>
+                <w:lang w:val="en-US"/>
+              </w:rPr>
+              <w:t xml:space="preserve"/>
+            </w:r>
+          </w:p>
+          <w:p>
+            <w:pPr>
+              <w:spacing w:after="0" w:line="240" w:lineRule="auto"/>
+              <w:jc w:val="both"/>
+              <w:rPr>
+                <w:lang w:val="en-US"/>
+              </w:rPr>
+            </w:pPr>
+            <w:r>
+              <w:rPr>
+                <w:lang w:val="en-US"/>
+              </w:rPr>
+              <w:t xml:space="preserve">1488.0</w:t>
+            </w:r>
+          </w:p>
+          <w:p>
+            <w:pPr>
+              <w:spacing w:after="0" w:line="240" w:lineRule="auto"/>
+              <w:jc w:val="both"/>
+              <w:rPr>
+                <w:rFonts w:ascii="Times New Roman" w:eastAsia="Times New Roman" w:hAnsi="Times New Roman" w:cs="Times New Roman"/>
+                <w:color w:val="000000" w:themeColor="text1"/>
+              </w:rPr>
+            </w:pPr>
+            <w:r>
+              <w:rPr>
+                <w:lang w:val="en-US"/>
+              </w:rPr>
+              <w:t xml:space="preserve"/>
+            </w:r>
           </w:p>
           <w:p>
             <w:pPr>
@@ -8827,102 +8977,8 @@
                 <w:b/>
                 <w:bCs/>
                 <w:color w:val="000000" w:themeColor="text1"/>
-                <w:highlight w:val="yellow"/>
-              </w:rPr>
-            </w:pPr>
-          </w:p>
-          <w:p>
-            <w:pPr>
-              <w:spacing w:after="0" w:line="240" w:lineRule="auto"/>
-              <w:jc w:val="center"/>
-              <w:rPr>
-                <w:rFonts w:ascii="Times New Roman" w:eastAsia="Times New Roman" w:hAnsi="Times New Roman" w:cs="Times New Roman"/>
-                <w:b/>
-                <w:bCs/>
-                <w:color w:val="000000" w:themeColor="text1"/>
-                <w:highlight w:val="yellow"/>
-              </w:rPr>
-            </w:pPr>
-          </w:p>
-          <w:p>
-            <w:pPr>
-              <w:spacing w:after="0" w:line="240" w:lineRule="auto"/>
-              <w:jc w:val="center"/>
-              <w:rPr>
-                <w:rFonts w:ascii="Times New Roman" w:eastAsia="Times New Roman" w:hAnsi="Times New Roman" w:cs="Times New Roman"/>
-                <w:b/>
-                <w:bCs/>
-                <w:color w:val="000000" w:themeColor="text1"/>
-                <w:highlight w:val="yellow"/>
-              </w:rPr>
-            </w:pPr>
-          </w:p>
-          <w:p>
-            <w:pPr>
-              <w:spacing w:after="0" w:line="240" w:lineRule="auto"/>
-              <w:jc w:val="center"/>
-              <w:rPr>
-                <w:rFonts w:ascii="Times New Roman" w:eastAsia="Times New Roman" w:hAnsi="Times New Roman" w:cs="Times New Roman"/>
-                <w:b/>
-                <w:bCs/>
-                <w:color w:val="000000" w:themeColor="text1"/>
-              </w:rPr>
-            </w:pPr>
-            <w:r>
-              <w:rPr>
-                <w:rFonts w:ascii="Times New Roman" w:eastAsia="Times New Roman" w:hAnsi="Times New Roman" w:cs="Times New Roman"/>
-                <w:b/>
-                <w:bCs/>
-                <w:color w:val="000000" w:themeColor="text1"/>
-              </w:rPr>
-              <w:t>1 845,00</w:t>
-            </w:r>
-          </w:p>
-          <w:p>
-            <w:pPr>
-              <w:spacing w:after="0" w:line="240" w:lineRule="auto"/>
-              <w:jc w:val="center"/>
-              <w:rPr>
-                <w:rFonts w:ascii="Times New Roman" w:eastAsia="Times New Roman" w:hAnsi="Times New Roman" w:cs="Times New Roman"/>
-                <w:b/>
-                <w:bCs/>
-                <w:color w:val="000000" w:themeColor="text1"/>
-              </w:rPr>
-            </w:pPr>
-          </w:p>
-          <w:p>
-            <w:pPr>
-              <w:spacing w:after="0" w:line="240" w:lineRule="auto"/>
-              <w:jc w:val="center"/>
-              <w:rPr>
-                <w:rFonts w:ascii="Times New Roman" w:eastAsia="Times New Roman" w:hAnsi="Times New Roman" w:cs="Times New Roman"/>
-                <w:b/>
-                <w:bCs/>
-                <w:color w:val="000000" w:themeColor="text1"/>
-              </w:rPr>
-            </w:pPr>
-          </w:p>
-          <w:p>
-            <w:pPr>
-              <w:spacing w:after="0" w:line="240" w:lineRule="auto"/>
-              <w:jc w:val="center"/>
-              <w:rPr>
-                <w:rFonts w:ascii="Times New Roman" w:eastAsia="Times New Roman" w:hAnsi="Times New Roman" w:cs="Times New Roman"/>
-                <w:b/>
-                <w:bCs/>
-                <w:color w:val="000000" w:themeColor="text1"/>
-                <w:highlight w:val="yellow"/>
-              </w:rPr>
-            </w:pPr>
-            <w:r>
-              <w:rPr>
-                <w:rFonts w:ascii="Times New Roman" w:eastAsia="Times New Roman" w:hAnsi="Times New Roman" w:cs="Times New Roman"/>
-                <w:b/>
-                <w:bCs/>
-                <w:color w:val="000000" w:themeColor="text1"/>
-              </w:rPr>
-              <w:t>1 845,00</w:t>
-            </w:r>
+              </w:rPr>
+            </w:pPr>
           </w:p>
         </w:tc>
         <w:tc>
@@ -9103,6 +9159,7 @@
                 <w:color w:val="000000" w:themeColor="text1"/>
                 <w:sz w:val="24"/>
                 <w:szCs w:val="24"/>
+                <w:lang w:val="en-US"/>
               </w:rPr>
             </w:pPr>
             <w:r>
@@ -9110,8 +9167,9 @@
                 <w:rFonts w:ascii="Times New Roman" w:eastAsia="Times New Roman" w:hAnsi="Times New Roman" w:cs="Times New Roman"/>
                 <w:b/>
                 <w:color w:val="000000" w:themeColor="text1"/>
-              </w:rPr>
-              <w:t>443 273,80</w:t>
+                <w:lang w:val="en-US"/>
+              </w:rPr>
+              <w:t xml:space="preserve">31716.0</w:t>
             </w:r>
           </w:p>
         </w:tc>
@@ -9219,7 +9277,6 @@
           <w:rFonts w:ascii="Times New Roman" w:eastAsia="Times New Roman" w:hAnsi="Times New Roman" w:cs="Times New Roman"/>
           <w:color w:val="000000" w:themeColor="text1"/>
         </w:rPr>
-        <w:lastRenderedPageBreak/>
         <w:t>Проведена</w:t>
       </w:r>
       <w:r>
@@ -9254,6 +9311,7 @@
           <w:rFonts w:ascii="Times New Roman" w:eastAsia="Times New Roman" w:hAnsi="Times New Roman" w:cs="Times New Roman"/>
           <w:color w:val="000000" w:themeColor="text1"/>
         </w:rPr>
+        <w:lastRenderedPageBreak/>
         <w:t>По состояни</w:t>
       </w:r>
       <w:r>
@@ -9366,8 +9424,73 @@
         <w:rPr>
           <w:rFonts w:ascii="Times New Roman" w:eastAsia="Times New Roman" w:hAnsi="Times New Roman" w:cs="Times New Roman"/>
           <w:color w:val="000000" w:themeColor="text1"/>
-        </w:rPr>
-      </w:pPr>
+          <w:lang w:val="en-US"/>
+        </w:rPr>
+      </w:pPr>
+      <w:r>
+        <w:rPr>
+          <w:rFonts w:ascii="Times New Roman" w:eastAsia="Times New Roman" w:hAnsi="Times New Roman" w:cs="Times New Roman"/>
+          <w:color w:val="000000" w:themeColor="text1"/>
+          <w:lang w:val="en-US"/>
+        </w:rPr>
+        <w:t xml:space="preserve">1. Определением Арбитражный суд Новосибирской области от 2022-12-12 по делу № Ffdsfdsfsdfsd требование ООО Т БАНК включено в третью очередь реестра требований кредиторов в размере 10000.0 руб. – основной долг.</w:t>
+      </w:r>
+    </w:p>
+    <w:p>
+      <w:pPr>
+        <w:spacing w:after="0" w:line="240" w:lineRule="auto"/>
+        <w:ind w:firstLine="709"/>
+        <w:jc w:val="both"/>
+        <w:rPr>
+          <w:rFonts w:ascii="Times New Roman" w:eastAsia="Times New Roman" w:hAnsi="Times New Roman" w:cs="Times New Roman"/>
+          <w:color w:val="000000" w:themeColor="text1"/>
+        </w:rPr>
+      </w:pPr>
+      <w:r>
+        <w:rPr>
+          <w:rFonts w:ascii="Times New Roman" w:eastAsia="Times New Roman" w:hAnsi="Times New Roman" w:cs="Times New Roman"/>
+          <w:color w:val="000000" w:themeColor="text1"/>
+        </w:rPr>
+        <w:t xml:space="preserve"/>
+      </w:r>
+    </w:p>
+    <w:p>
+      <w:pPr>
+        <w:spacing w:after="0" w:line="240" w:lineRule="auto"/>
+        <w:ind w:firstLine="709"/>
+        <w:jc w:val="both"/>
+        <w:rPr>
+          <w:rFonts w:ascii="Times New Roman" w:eastAsia="Times New Roman" w:hAnsi="Times New Roman" w:cs="Times New Roman"/>
+          <w:color w:val="000000" w:themeColor="text1"/>
+          <w:lang w:val="en-US"/>
+        </w:rPr>
+      </w:pPr>
+      <w:r>
+        <w:rPr>
+          <w:rFonts w:ascii="Times New Roman" w:eastAsia="Times New Roman" w:hAnsi="Times New Roman" w:cs="Times New Roman"/>
+          <w:color w:val="000000" w:themeColor="text1"/>
+          <w:lang w:val="en-US"/>
+        </w:rPr>
+        <w:t xml:space="preserve">2. Определением Арбитражный суд Новосибирской области от 1231-12-13 по делу № Ffdsfdsfsdfsd требование ОЗОН включено в третью очередь реестра требований кредиторов в размере 20000.0 руб. – основной долг.</w:t>
+      </w:r>
+    </w:p>
+    <w:p>
+      <w:pPr>
+        <w:spacing w:after="0" w:line="240" w:lineRule="auto"/>
+        <w:ind w:firstLine="709"/>
+        <w:jc w:val="both"/>
+        <w:rPr>
+          <w:rFonts w:ascii="Times New Roman" w:eastAsia="Times New Roman" w:hAnsi="Times New Roman" w:cs="Times New Roman"/>
+          <w:color w:val="000000" w:themeColor="text1"/>
+        </w:rPr>
+      </w:pPr>
+      <w:r>
+        <w:rPr>
+          <w:rFonts w:ascii="Times New Roman" w:eastAsia="Times New Roman" w:hAnsi="Times New Roman" w:cs="Times New Roman"/>
+          <w:color w:val="000000" w:themeColor="text1"/>
+        </w:rPr>
+        <w:t xml:space="preserve"/>
+      </w:r>
     </w:p>
     <w:p>
       <w:pPr>
@@ -10540,7 +10663,6 @@
           <w:rFonts w:ascii="Times New Roman" w:eastAsia="Times New Roman" w:hAnsi="Times New Roman" w:cs="Times New Roman"/>
           <w:color w:val="000000" w:themeColor="text1"/>
         </w:rPr>
-        <w:lastRenderedPageBreak/>
         <w:t xml:space="preserve">4. </w:t>
       </w:r>
       <w:bookmarkStart w:id="7" w:name="_Hlk211417046"/>
@@ -10628,23 +10750,7 @@
           <w:rFonts w:ascii="Times New Roman" w:eastAsia="Times New Roman" w:hAnsi="Times New Roman" w:cs="Times New Roman"/>
           <w:color w:val="000000" w:themeColor="text1"/>
         </w:rPr>
-        <w:t>Ранее был официально трудоустроен в ООО «</w:t>
-      </w:r>
-      <w:proofErr w:type="spellStart"/>
-      <w:r>
-        <w:rPr>
-          <w:rFonts w:ascii="Times New Roman" w:eastAsia="Times New Roman" w:hAnsi="Times New Roman" w:cs="Times New Roman"/>
-          <w:color w:val="000000" w:themeColor="text1"/>
-        </w:rPr>
-        <w:t>Хитэк</w:t>
-      </w:r>
-      <w:proofErr w:type="spellEnd"/>
-      <w:r>
-        <w:rPr>
-          <w:rFonts w:ascii="Times New Roman" w:eastAsia="Times New Roman" w:hAnsi="Times New Roman" w:cs="Times New Roman"/>
-          <w:color w:val="000000" w:themeColor="text1"/>
-        </w:rPr>
-        <w:t>-Сибирь», увольнение 13.08.2025.</w:t>
+        <w:t>Ранее был официально трудоустроен в ООО «Хитэк-Сибирь», увольнение 13.08.2025.</w:t>
       </w:r>
     </w:p>
     <w:p>
@@ -10662,6 +10768,7 @@
           <w:rFonts w:ascii="Times New Roman" w:eastAsia="Times New Roman" w:hAnsi="Times New Roman" w:cs="Times New Roman"/>
           <w:color w:val="000000" w:themeColor="text1"/>
         </w:rPr>
+        <w:lastRenderedPageBreak/>
         <w:t>5</w:t>
       </w:r>
       <w:r>
@@ -13196,6 +13303,7 @@
           <w:b/>
           <w:color w:val="000000" w:themeColor="text1"/>
         </w:rPr>
+        <w:lastRenderedPageBreak/>
         <w:t>Сведения о размере денежных средств, поступивших на счет должника, об источниках данных поступлений</w:t>
       </w:r>
     </w:p>
@@ -13933,23 +14041,7 @@
           <w:rFonts w:ascii="Times New Roman" w:eastAsia="Times New Roman" w:hAnsi="Times New Roman" w:cs="Times New Roman"/>
           <w:color w:val="000000" w:themeColor="text1"/>
         </w:rPr>
-        <w:t>Ранее был официально трудоустроен в ООО «</w:t>
-      </w:r>
-      <w:proofErr w:type="spellStart"/>
-      <w:r>
-        <w:rPr>
-          <w:rFonts w:ascii="Times New Roman" w:eastAsia="Times New Roman" w:hAnsi="Times New Roman" w:cs="Times New Roman"/>
-          <w:color w:val="000000" w:themeColor="text1"/>
-        </w:rPr>
-        <w:t>Хитэк</w:t>
-      </w:r>
-      <w:proofErr w:type="spellEnd"/>
-      <w:r>
-        <w:rPr>
-          <w:rFonts w:ascii="Times New Roman" w:eastAsia="Times New Roman" w:hAnsi="Times New Roman" w:cs="Times New Roman"/>
-          <w:color w:val="000000" w:themeColor="text1"/>
-        </w:rPr>
-        <w:t>-Сибирь», увольнение 13.08.2025</w:t>
+        <w:t>Ранее был официально трудоустроен в ООО «Хитэк-Сибирь», увольнение 13.08.2025</w:t>
       </w:r>
       <w:r>
         <w:rPr>
@@ -14283,23 +14375,7 @@
           <w:rFonts w:ascii="Times New Roman" w:eastAsia="Times New Roman" w:hAnsi="Times New Roman" w:cs="Times New Roman"/>
           <w:color w:val="000000" w:themeColor="text1"/>
         </w:rPr>
-        <w:t>Ранее был официально трудоустроен в ООО «</w:t>
-      </w:r>
-      <w:proofErr w:type="spellStart"/>
-      <w:r>
-        <w:rPr>
-          <w:rFonts w:ascii="Times New Roman" w:eastAsia="Times New Roman" w:hAnsi="Times New Roman" w:cs="Times New Roman"/>
-          <w:color w:val="000000" w:themeColor="text1"/>
-        </w:rPr>
-        <w:t>Хитэк</w:t>
-      </w:r>
-      <w:proofErr w:type="spellEnd"/>
-      <w:r>
-        <w:rPr>
-          <w:rFonts w:ascii="Times New Roman" w:eastAsia="Times New Roman" w:hAnsi="Times New Roman" w:cs="Times New Roman"/>
-          <w:color w:val="000000" w:themeColor="text1"/>
-        </w:rPr>
-        <w:t>-Сибирь», увольнение 13.08.2025</w:t>
+        <w:t>Ранее был официально трудоустроен в ООО «Хитэк-Сибирь», увольнение 13.08.2025</w:t>
       </w:r>
       <w:r>
         <w:rPr>
@@ -14448,28 +14524,7 @@
         <w:rPr>
           <w:rFonts w:ascii="Times New Roman" w:eastAsia="Times New Roman" w:hAnsi="Times New Roman" w:cs="Times New Roman"/>
         </w:rPr>
-        <w:t xml:space="preserve">По смыслу разъяснений </w:t>
-      </w:r>
-      <w:proofErr w:type="spellStart"/>
-      <w:r>
-        <w:rPr>
-          <w:rFonts w:ascii="Times New Roman" w:eastAsia="Times New Roman" w:hAnsi="Times New Roman" w:cs="Times New Roman"/>
-        </w:rPr>
-        <w:t>абз</w:t>
-      </w:r>
-      <w:proofErr w:type="spellEnd"/>
-      <w:r>
-        <w:rPr>
-          <w:rFonts w:ascii="Times New Roman" w:eastAsia="Times New Roman" w:hAnsi="Times New Roman" w:cs="Times New Roman"/>
-        </w:rPr>
-        <w:t xml:space="preserve">. 1 п. 39 Постановления Пленума ВС РФ от 13.10.2015 № 45 законодательство не ставит в прямую зависимость необходимость отказа банкроту в установлении </w:t>
-      </w:r>
-      <w:r>
-        <w:rPr>
-          <w:rFonts w:ascii="Times New Roman" w:eastAsia="Times New Roman" w:hAnsi="Times New Roman" w:cs="Times New Roman"/>
-        </w:rPr>
-        <w:lastRenderedPageBreak/>
-        <w:t>денежной компенсации, соразмерной величине прожиточного минимума, по причине отсутствия у него в момент такого обращения иного дохода, в связи с чем, соответствующие денежные средства могут быть исключены из уже сформированной конкурсной массы</w:t>
+        <w:t>По смыслу разъяснений абз. 1 п. 39 Постановления Пленума ВС РФ от 13.10.2015 № 45 законодательство не ставит в прямую зависимость необходимость отказа банкроту в установлении денежной компенсации, соразмерной величине прожиточного минимума, по причине отсутствия у него в момент такого обращения иного дохода, в связи с чем, соответствующие денежные средства могут быть исключены из уже сформированной конкурсной массы</w:t>
       </w:r>
       <w:r>
         <w:rPr>
@@ -14493,6 +14548,7 @@
           <w:rFonts w:ascii="Times New Roman" w:eastAsia="Times New Roman" w:hAnsi="Times New Roman" w:cs="Times New Roman"/>
           <w:color w:val="000000" w:themeColor="text1"/>
         </w:rPr>
+        <w:lastRenderedPageBreak/>
         <w:t>Таким образом, общий доход должника за период процедуры банкротства (</w:t>
       </w:r>
       <w:r>
@@ -17104,7 +17160,6 @@
                 <w:rFonts w:ascii="Times New Roman" w:eastAsia="Times New Roman" w:hAnsi="Times New Roman" w:cs="Times New Roman"/>
                 <w:color w:val="000000" w:themeColor="text1"/>
               </w:rPr>
-              <w:lastRenderedPageBreak/>
               <w:t>№ очереди</w:t>
             </w:r>
           </w:p>
@@ -17217,6 +17272,7 @@
                 <w:rFonts w:ascii="Times New Roman" w:eastAsia="Times New Roman" w:hAnsi="Times New Roman" w:cs="Times New Roman"/>
                 <w:color w:val="000000" w:themeColor="text1"/>
               </w:rPr>
+              <w:lastRenderedPageBreak/>
               <w:t>Первая очередь</w:t>
             </w:r>
           </w:p>
@@ -17714,23 +17770,7 @@
                 <w:rFonts w:ascii="Times New Roman" w:eastAsia="Times New Roman" w:hAnsi="Times New Roman" w:cs="Times New Roman"/>
                 <w:color w:val="000000" w:themeColor="text1"/>
               </w:rPr>
-              <w:t>Опубликование сообщений в ЕФРСБ и официальном издании газеты "</w:t>
-            </w:r>
-            <w:proofErr w:type="spellStart"/>
-            <w:r>
-              <w:rPr>
-                <w:rFonts w:ascii="Times New Roman" w:eastAsia="Times New Roman" w:hAnsi="Times New Roman" w:cs="Times New Roman"/>
-                <w:color w:val="000000" w:themeColor="text1"/>
-              </w:rPr>
-              <w:t>КоммерсантЪ</w:t>
-            </w:r>
-            <w:proofErr w:type="spellEnd"/>
-            <w:r>
-              <w:rPr>
-                <w:rFonts w:ascii="Times New Roman" w:eastAsia="Times New Roman" w:hAnsi="Times New Roman" w:cs="Times New Roman"/>
-                <w:color w:val="000000" w:themeColor="text1"/>
-              </w:rPr>
-              <w:t>"</w:t>
+              <w:t>Опубликование сообщений в ЕФРСБ и официальном издании газеты "КоммерсантЪ"</w:t>
             </w:r>
           </w:p>
         </w:tc>
@@ -19475,23 +19515,13 @@
                 <w:szCs w:val="24"/>
               </w:rPr>
             </w:pPr>
-            <w:proofErr w:type="spellStart"/>
             <w:r>
               <w:rPr>
                 <w:rFonts w:ascii="Times New Roman" w:eastAsia="Times New Roman" w:hAnsi="Times New Roman" w:cs="Times New Roman"/>
                 <w:b/>
                 <w:color w:val="000000" w:themeColor="text1"/>
               </w:rPr>
-              <w:t>Сайгушев</w:t>
-            </w:r>
-            <w:proofErr w:type="spellEnd"/>
-            <w:r>
-              <w:rPr>
-                <w:rFonts w:ascii="Times New Roman" w:eastAsia="Times New Roman" w:hAnsi="Times New Roman" w:cs="Times New Roman"/>
-                <w:b/>
-                <w:color w:val="000000" w:themeColor="text1"/>
-              </w:rPr>
-              <w:t xml:space="preserve"> Д.С.</w:t>
+              <w:t>Сайгушев Д.С.</w:t>
             </w:r>
           </w:p>
         </w:tc>
@@ -21467,7 +21497,7 @@
   <w:style w:type="paragraph" w:default="1" w:styleId="a">
     <w:name w:val="Normal"/>
     <w:qFormat/>
-    <w:rsid w:val="0064031C"/>
+    <w:rsid w:val="00846F89"/>
   </w:style>
   <w:style w:type="paragraph" w:styleId="1">
     <w:name w:val="heading 1"/>
